--- a/计算2401-彭祺-120241110113.docx
+++ b/计算2401-彭祺-120241110113.docx
@@ -224,7 +224,28 @@
           <w:szCs w:val="32"/>
           <w:u w:val="single"/>
         </w:rPr>
-        <w:t xml:space="preserve">       测试测试系统的设计与实现     </w:t>
+        <w:t xml:space="preserve">       </w:t>
+      </w:r>
+      <w:r>
+        <w:rPr>
+          <w:rFonts w:hint="eastAsia" w:ascii="黑体" w:hAnsi="黑体" w:eastAsia="黑体" w:cs="宋体"/>
+          <w:bCs/>
+          <w:sz w:val="32"/>
+          <w:szCs w:val="32"/>
+          <w:u w:val="single"/>
+          <w:lang w:val="en-US" w:eastAsia="zh-CN"/>
+        </w:rPr>
+        <w:t>模拟文件</w:t>
+      </w:r>
+      <w:r>
+        <w:rPr>
+          <w:rFonts w:hint="eastAsia" w:ascii="黑体" w:hAnsi="黑体" w:eastAsia="黑体" w:cs="宋体"/>
+          <w:bCs/>
+          <w:sz w:val="32"/>
+          <w:szCs w:val="32"/>
+          <w:u w:val="single"/>
+        </w:rPr>
+        <w:t xml:space="preserve">系统的设计与实现     </w:t>
       </w:r>
     </w:p>
     <w:p>
@@ -606,9 +627,14 @@
     <w:sdt>
       <w:sdtPr>
         <w:rPr>
-          <w:lang w:val="zh-CN"/>
-        </w:rPr>
-        <w:id w:val="-1231692421"/>
+          <w:rFonts w:ascii="宋体" w:hAnsi="宋体" w:eastAsia="宋体" w:cs="Times New Roman"/>
+          <w:kern w:val="2"/>
+          <w:sz w:val="21"/>
+          <w:szCs w:val="24"/>
+          <w:lang w:val="en-US" w:eastAsia="zh-CN" w:bidi="ar-SA"/>
+        </w:rPr>
+        <w:id w:val="147463860"/>
+        <w15:color w:val="DBDBDB"/>
         <w:docPartObj>
           <w:docPartGallery w:val="Table of Contents"/>
           <w:docPartUnique/>
@@ -616,2076 +642,363 @@
       </w:sdtPr>
       <w:sdtEndPr>
         <w:rPr>
-          <w:b/>
-          <w:bCs/>
-          <w:lang w:val="zh-CN"/>
+          <w:rFonts w:ascii="Times New Roman" w:hAnsi="Times New Roman" w:eastAsia="宋体" w:cs="Times New Roman"/>
+          <w:kern w:val="2"/>
+          <w:sz w:val="24"/>
+          <w:szCs w:val="24"/>
+          <w:lang w:val="en-US" w:eastAsia="zh-CN" w:bidi="ar-SA"/>
         </w:rPr>
       </w:sdtEndPr>
       <w:sdtContent>
         <w:p>
           <w:pPr>
+            <w:spacing w:before="0" w:beforeLines="0" w:after="0" w:afterLines="0" w:line="240" w:lineRule="auto"/>
+            <w:ind w:left="0" w:leftChars="0" w:right="0" w:rightChars="0" w:firstLine="0" w:firstLineChars="0"/>
             <w:jc w:val="center"/>
-            <w:outlineLvl w:val="0"/>
+          </w:pPr>
+          <w:r>
             <w:rPr>
-              <w:rFonts w:ascii="黑体" w:eastAsia="黑体"/>
-              <w:sz w:val="28"/>
-              <w:szCs w:val="28"/>
+              <w:rFonts w:ascii="宋体" w:hAnsi="宋体" w:eastAsia="宋体"/>
+              <w:sz w:val="21"/>
             </w:rPr>
-          </w:pPr>
-          <w:bookmarkStart w:id="0" w:name="_Toc197875466"/>
-          <w:bookmarkStart w:id="1" w:name="_Toc201337990"/>
-          <w:r>
-            <w:rPr>
-              <w:rFonts w:hint="eastAsia" w:ascii="黑体" w:eastAsia="黑体"/>
-              <w:sz w:val="28"/>
-              <w:szCs w:val="28"/>
-            </w:rPr>
-            <w:t>目    录</w:t>
-          </w:r>
-          <w:bookmarkEnd w:id="0"/>
-          <w:bookmarkEnd w:id="1"/>
+            <w:t>目录</w:t>
+          </w:r>
         </w:p>
         <w:p>
           <w:pPr>
             <w:pStyle w:val="15"/>
-            <w:rPr>
-              <w:rFonts w:hint="eastAsia" w:asciiTheme="minorHAnsi" w:hAnsiTheme="minorHAnsi" w:eastAsiaTheme="minorEastAsia" w:cstheme="minorBidi"/>
-              <w:b w:val="0"/>
-              <w:kern w:val="2"/>
-              <w:szCs w:val="24"/>
-              <w14:ligatures w14:val="standardContextual"/>
-            </w:rPr>
+            <w:tabs>
+              <w:tab w:val="right" w:leader="dot" w:pos="8306"/>
+              <w:tab w:val="clear" w:pos="8296"/>
+            </w:tabs>
           </w:pPr>
           <w:r>
-            <w:rPr>
-              <w:rFonts w:asciiTheme="minorHAnsi" w:hAnsiTheme="minorHAnsi" w:eastAsiaTheme="minorEastAsia"/>
-            </w:rPr>
             <w:fldChar w:fldCharType="begin"/>
           </w:r>
           <w:r>
-            <w:instrText xml:space="preserve"> TOC \o "1-3" \h \z \u </w:instrText>
-          </w:r>
-          <w:r>
-            <w:rPr>
-              <w:rFonts w:asciiTheme="minorHAnsi" w:hAnsiTheme="minorHAnsi" w:eastAsiaTheme="minorEastAsia"/>
-            </w:rPr>
+            <w:instrText xml:space="preserve">TOC \o "1-1" \h \u </w:instrText>
+          </w:r>
+          <w:r>
             <w:fldChar w:fldCharType="separate"/>
           </w:r>
           <w:r>
             <w:fldChar w:fldCharType="begin"/>
           </w:r>
           <w:r>
-            <w:instrText xml:space="preserve"> HYPERLINK \l "_Toc201337990" </w:instrText>
+            <w:instrText xml:space="preserve"> HYPERLINK \l _Toc4515 </w:instrText>
           </w:r>
           <w:r>
             <w:fldChar w:fldCharType="separate"/>
-          </w:r>
-          <w:r>
-            <w:rPr>
-              <w:rStyle w:val="26"/>
-              <w:rFonts w:hint="eastAsia" w:ascii="黑体" w:eastAsia="黑体"/>
-            </w:rPr>
-            <w:t>目    录</w:t>
           </w:r>
           <w:r>
             <w:rPr>
               <w:rFonts w:hint="eastAsia"/>
             </w:rPr>
+            <w:t>一 概述</w:t>
+          </w:r>
+          <w:r>
             <w:tab/>
           </w:r>
           <w:r>
-            <w:rPr>
-              <w:rFonts w:hint="eastAsia"/>
-            </w:rPr>
             <w:fldChar w:fldCharType="begin"/>
           </w:r>
           <w:r>
-            <w:rPr>
-              <w:rFonts w:hint="eastAsia"/>
-            </w:rPr>
-            <w:instrText xml:space="preserve"> </w:instrText>
-          </w:r>
-          <w:r>
-            <w:instrText xml:space="preserve">PAGEREF _Toc201337990 \h</w:instrText>
-          </w:r>
-          <w:r>
-            <w:rPr>
-              <w:rFonts w:hint="eastAsia"/>
-            </w:rPr>
-            <w:instrText xml:space="preserve"> </w:instrText>
-          </w:r>
-          <w:r>
-            <w:rPr>
-              <w:rFonts w:hint="eastAsia"/>
-            </w:rPr>
+            <w:instrText xml:space="preserve"> PAGEREF _Toc4515 \h </w:instrText>
+          </w:r>
+          <w:r>
             <w:fldChar w:fldCharType="separate"/>
           </w:r>
           <w:r>
             <w:t>1</w:t>
           </w:r>
           <w:r>
-            <w:rPr>
-              <w:rFonts w:hint="eastAsia"/>
-            </w:rPr>
             <w:fldChar w:fldCharType="end"/>
           </w:r>
           <w:r>
-            <w:rPr>
-              <w:rFonts w:hint="eastAsia"/>
-            </w:rPr>
             <w:fldChar w:fldCharType="end"/>
           </w:r>
         </w:p>
         <w:p>
           <w:pPr>
             <w:pStyle w:val="15"/>
-            <w:rPr>
-              <w:rFonts w:hint="eastAsia" w:asciiTheme="minorHAnsi" w:hAnsiTheme="minorHAnsi" w:eastAsiaTheme="minorEastAsia" w:cstheme="minorBidi"/>
-              <w:b w:val="0"/>
-              <w:kern w:val="2"/>
-              <w:szCs w:val="24"/>
-              <w14:ligatures w14:val="standardContextual"/>
-            </w:rPr>
+            <w:tabs>
+              <w:tab w:val="right" w:leader="dot" w:pos="8306"/>
+              <w:tab w:val="clear" w:pos="8296"/>
+            </w:tabs>
           </w:pPr>
           <w:r>
             <w:fldChar w:fldCharType="begin"/>
           </w:r>
           <w:r>
-            <w:instrText xml:space="preserve"> HYPERLINK \l "_Toc201337991" </w:instrText>
+            <w:instrText xml:space="preserve"> HYPERLINK \l _Toc10286 </w:instrText>
           </w:r>
           <w:r>
             <w:fldChar w:fldCharType="separate"/>
-          </w:r>
-          <w:r>
-            <w:rPr>
-              <w:rStyle w:val="26"/>
-              <w:rFonts w:hint="eastAsia"/>
-            </w:rPr>
-            <w:t>一 概述</w:t>
           </w:r>
           <w:r>
             <w:rPr>
               <w:rFonts w:hint="eastAsia"/>
             </w:rPr>
+            <w:t>二 相关技术研究</w:t>
+          </w:r>
+          <w:r>
             <w:tab/>
           </w:r>
           <w:r>
-            <w:rPr>
-              <w:rFonts w:hint="eastAsia"/>
-            </w:rPr>
             <w:fldChar w:fldCharType="begin"/>
           </w:r>
           <w:r>
-            <w:rPr>
-              <w:rFonts w:hint="eastAsia"/>
-            </w:rPr>
-            <w:instrText xml:space="preserve"> </w:instrText>
-          </w:r>
-          <w:r>
-            <w:instrText xml:space="preserve">PAGEREF _Toc201337991 \h</w:instrText>
-          </w:r>
-          <w:r>
-            <w:rPr>
-              <w:rFonts w:hint="eastAsia"/>
-            </w:rPr>
-            <w:instrText xml:space="preserve"> </w:instrText>
-          </w:r>
-          <w:r>
-            <w:rPr>
-              <w:rFonts w:hint="eastAsia"/>
-            </w:rPr>
+            <w:instrText xml:space="preserve"> PAGEREF _Toc10286 \h </w:instrText>
+          </w:r>
+          <w:r>
             <w:fldChar w:fldCharType="separate"/>
           </w:r>
           <w:r>
             <w:t>1</w:t>
           </w:r>
           <w:r>
-            <w:rPr>
-              <w:rFonts w:hint="eastAsia"/>
-            </w:rPr>
             <w:fldChar w:fldCharType="end"/>
           </w:r>
           <w:r>
-            <w:rPr>
-              <w:rFonts w:hint="eastAsia"/>
-            </w:rPr>
-            <w:fldChar w:fldCharType="end"/>
-          </w:r>
-        </w:p>
-        <w:p>
-          <w:pPr>
-            <w:pStyle w:val="18"/>
-            <w:rPr>
-              <w:rFonts w:hint="eastAsia" w:cstheme="minorBidi"/>
-              <w:kern w:val="2"/>
-              <w:szCs w:val="24"/>
-              <w14:ligatures w14:val="standardContextual"/>
-            </w:rPr>
-          </w:pPr>
-          <w:r>
-            <w:fldChar w:fldCharType="begin"/>
-          </w:r>
-          <w:r>
-            <w:instrText xml:space="preserve"> HYPERLINK \l "_Toc201337992" </w:instrText>
-          </w:r>
-          <w:r>
-            <w:fldChar w:fldCharType="separate"/>
-          </w:r>
-          <w:r>
-            <w:rPr>
-              <w:rStyle w:val="26"/>
-              <w:rFonts w:hint="eastAsia"/>
-            </w:rPr>
-            <w:t>1.1 背景和意义</w:t>
-          </w:r>
-          <w:r>
-            <w:rPr>
-              <w:rFonts w:hint="eastAsia"/>
-            </w:rPr>
-            <w:tab/>
-          </w:r>
-          <w:r>
-            <w:rPr>
-              <w:rFonts w:hint="eastAsia"/>
-            </w:rPr>
-            <w:fldChar w:fldCharType="begin"/>
-          </w:r>
-          <w:r>
-            <w:rPr>
-              <w:rFonts w:hint="eastAsia"/>
-            </w:rPr>
-            <w:instrText xml:space="preserve"> </w:instrText>
-          </w:r>
-          <w:r>
-            <w:instrText xml:space="preserve">PAGEREF _Toc201337992 \h</w:instrText>
-          </w:r>
-          <w:r>
-            <w:rPr>
-              <w:rFonts w:hint="eastAsia"/>
-            </w:rPr>
-            <w:instrText xml:space="preserve"> </w:instrText>
-          </w:r>
-          <w:r>
-            <w:rPr>
-              <w:rFonts w:hint="eastAsia"/>
-            </w:rPr>
-            <w:fldChar w:fldCharType="separate"/>
-          </w:r>
-          <w:r>
-            <w:rPr>
-              <w:rFonts w:hint="eastAsia"/>
-            </w:rPr>
-            <w:t>1</w:t>
-          </w:r>
-          <w:r>
-            <w:rPr>
-              <w:rFonts w:hint="eastAsia"/>
-            </w:rPr>
-            <w:fldChar w:fldCharType="end"/>
-          </w:r>
-          <w:r>
-            <w:rPr>
-              <w:rFonts w:hint="eastAsia"/>
-            </w:rPr>
-            <w:fldChar w:fldCharType="end"/>
-          </w:r>
-        </w:p>
-        <w:p>
-          <w:pPr>
-            <w:pStyle w:val="18"/>
-            <w:rPr>
-              <w:rFonts w:hint="eastAsia" w:cstheme="minorBidi"/>
-              <w:kern w:val="2"/>
-              <w:szCs w:val="24"/>
-              <w14:ligatures w14:val="standardContextual"/>
-            </w:rPr>
-          </w:pPr>
-          <w:r>
-            <w:fldChar w:fldCharType="begin"/>
-          </w:r>
-          <w:r>
-            <w:instrText xml:space="preserve"> HYPERLINK \l "_Toc201337993" </w:instrText>
-          </w:r>
-          <w:r>
-            <w:fldChar w:fldCharType="separate"/>
-          </w:r>
-          <w:r>
-            <w:rPr>
-              <w:rStyle w:val="26"/>
-              <w:rFonts w:hint="eastAsia"/>
-            </w:rPr>
-            <w:t>1.2 系统需求</w:t>
-          </w:r>
-          <w:r>
-            <w:rPr>
-              <w:rFonts w:hint="eastAsia"/>
-            </w:rPr>
-            <w:tab/>
-          </w:r>
-          <w:r>
-            <w:rPr>
-              <w:rFonts w:hint="eastAsia"/>
-            </w:rPr>
-            <w:fldChar w:fldCharType="begin"/>
-          </w:r>
-          <w:r>
-            <w:rPr>
-              <w:rFonts w:hint="eastAsia"/>
-            </w:rPr>
-            <w:instrText xml:space="preserve"> </w:instrText>
-          </w:r>
-          <w:r>
-            <w:instrText xml:space="preserve">PAGEREF _Toc201337993 \h</w:instrText>
-          </w:r>
-          <w:r>
-            <w:rPr>
-              <w:rFonts w:hint="eastAsia"/>
-            </w:rPr>
-            <w:instrText xml:space="preserve"> </w:instrText>
-          </w:r>
-          <w:r>
-            <w:rPr>
-              <w:rFonts w:hint="eastAsia"/>
-            </w:rPr>
-            <w:fldChar w:fldCharType="separate"/>
-          </w:r>
-          <w:r>
-            <w:rPr>
-              <w:rFonts w:hint="eastAsia"/>
-            </w:rPr>
-            <w:t>1</w:t>
-          </w:r>
-          <w:r>
-            <w:rPr>
-              <w:rFonts w:hint="eastAsia"/>
-            </w:rPr>
-            <w:fldChar w:fldCharType="end"/>
-          </w:r>
-          <w:r>
-            <w:rPr>
-              <w:rFonts w:hint="eastAsia"/>
-            </w:rPr>
             <w:fldChar w:fldCharType="end"/>
           </w:r>
         </w:p>
         <w:p>
           <w:pPr>
             <w:pStyle w:val="15"/>
-            <w:rPr>
-              <w:rFonts w:hint="eastAsia" w:asciiTheme="minorHAnsi" w:hAnsiTheme="minorHAnsi" w:eastAsiaTheme="minorEastAsia" w:cstheme="minorBidi"/>
-              <w:b w:val="0"/>
-              <w:kern w:val="2"/>
-              <w:szCs w:val="24"/>
-              <w14:ligatures w14:val="standardContextual"/>
-            </w:rPr>
+            <w:tabs>
+              <w:tab w:val="right" w:leader="dot" w:pos="8306"/>
+              <w:tab w:val="clear" w:pos="8296"/>
+            </w:tabs>
           </w:pPr>
           <w:r>
             <w:fldChar w:fldCharType="begin"/>
           </w:r>
           <w:r>
-            <w:instrText xml:space="preserve"> HYPERLINK \l "_Toc201337994" </w:instrText>
+            <w:instrText xml:space="preserve"> HYPERLINK \l _Toc19414 </w:instrText>
           </w:r>
           <w:r>
             <w:fldChar w:fldCharType="separate"/>
-          </w:r>
-          <w:r>
-            <w:rPr>
-              <w:rStyle w:val="26"/>
-              <w:rFonts w:hint="eastAsia"/>
-            </w:rPr>
-            <w:t>二 相关技术研究</w:t>
           </w:r>
           <w:r>
             <w:rPr>
               <w:rFonts w:hint="eastAsia"/>
             </w:rPr>
+            <w:t>四 系统实现</w:t>
+          </w:r>
+          <w:r>
             <w:tab/>
           </w:r>
           <w:r>
-            <w:rPr>
-              <w:rFonts w:hint="eastAsia"/>
-            </w:rPr>
             <w:fldChar w:fldCharType="begin"/>
           </w:r>
           <w:r>
-            <w:rPr>
-              <w:rFonts w:hint="eastAsia"/>
-            </w:rPr>
-            <w:instrText xml:space="preserve"> </w:instrText>
-          </w:r>
-          <w:r>
-            <w:instrText xml:space="preserve">PAGEREF _Toc201337994 \h</w:instrText>
-          </w:r>
-          <w:r>
-            <w:rPr>
-              <w:rFonts w:hint="eastAsia"/>
-            </w:rPr>
-            <w:instrText xml:space="preserve"> </w:instrText>
-          </w:r>
-          <w:r>
-            <w:rPr>
-              <w:rFonts w:hint="eastAsia"/>
-            </w:rPr>
+            <w:instrText xml:space="preserve"> PAGEREF _Toc19414 \h </w:instrText>
+          </w:r>
+          <w:r>
             <w:fldChar w:fldCharType="separate"/>
           </w:r>
           <w:r>
-            <w:t>1</w:t>
-          </w:r>
-          <w:r>
-            <w:rPr>
-              <w:rFonts w:hint="eastAsia"/>
-            </w:rPr>
+            <w:t>3</w:t>
+          </w:r>
+          <w:r>
             <w:fldChar w:fldCharType="end"/>
           </w:r>
           <w:r>
-            <w:rPr>
-              <w:rFonts w:hint="eastAsia"/>
-            </w:rPr>
-            <w:fldChar w:fldCharType="end"/>
-          </w:r>
-        </w:p>
-        <w:p>
-          <w:pPr>
-            <w:pStyle w:val="18"/>
-            <w:rPr>
-              <w:rFonts w:hint="eastAsia" w:cstheme="minorBidi"/>
-              <w:kern w:val="2"/>
-              <w:szCs w:val="24"/>
-              <w14:ligatures w14:val="standardContextual"/>
-            </w:rPr>
-          </w:pPr>
-          <w:r>
-            <w:fldChar w:fldCharType="begin"/>
-          </w:r>
-          <w:r>
-            <w:instrText xml:space="preserve"> HYPERLINK \l "_Toc201337995" </w:instrText>
-          </w:r>
-          <w:r>
-            <w:fldChar w:fldCharType="separate"/>
-          </w:r>
-          <w:r>
-            <w:rPr>
-              <w:rStyle w:val="26"/>
-              <w:rFonts w:hint="eastAsia"/>
-            </w:rPr>
-            <w:t>2.1全局解释器锁</w:t>
-          </w:r>
-          <w:r>
-            <w:rPr>
-              <w:rFonts w:hint="eastAsia"/>
-            </w:rPr>
-            <w:tab/>
-          </w:r>
-          <w:r>
-            <w:rPr>
-              <w:rFonts w:hint="eastAsia"/>
-            </w:rPr>
-            <w:fldChar w:fldCharType="begin"/>
-          </w:r>
-          <w:r>
-            <w:rPr>
-              <w:rFonts w:hint="eastAsia"/>
-            </w:rPr>
-            <w:instrText xml:space="preserve"> </w:instrText>
-          </w:r>
-          <w:r>
-            <w:instrText xml:space="preserve">PAGEREF _Toc201337995 \h</w:instrText>
-          </w:r>
-          <w:r>
-            <w:rPr>
-              <w:rFonts w:hint="eastAsia"/>
-            </w:rPr>
-            <w:instrText xml:space="preserve"> </w:instrText>
-          </w:r>
-          <w:r>
-            <w:rPr>
-              <w:rFonts w:hint="eastAsia"/>
-            </w:rPr>
-            <w:fldChar w:fldCharType="separate"/>
-          </w:r>
-          <w:r>
-            <w:rPr>
-              <w:rFonts w:hint="eastAsia"/>
-            </w:rPr>
-            <w:t>1</w:t>
-          </w:r>
-          <w:r>
-            <w:rPr>
-              <w:rFonts w:hint="eastAsia"/>
-            </w:rPr>
-            <w:fldChar w:fldCharType="end"/>
-          </w:r>
-          <w:r>
-            <w:rPr>
-              <w:rFonts w:hint="eastAsia"/>
-            </w:rPr>
-            <w:fldChar w:fldCharType="end"/>
-          </w:r>
-        </w:p>
-        <w:p>
-          <w:pPr>
-            <w:pStyle w:val="18"/>
-            <w:rPr>
-              <w:rFonts w:hint="eastAsia" w:cstheme="minorBidi"/>
-              <w:kern w:val="2"/>
-              <w:szCs w:val="24"/>
-              <w14:ligatures w14:val="standardContextual"/>
-            </w:rPr>
-          </w:pPr>
-          <w:r>
-            <w:fldChar w:fldCharType="begin"/>
-          </w:r>
-          <w:r>
-            <w:instrText xml:space="preserve"> HYPERLINK \l "_Toc201337996" </w:instrText>
-          </w:r>
-          <w:r>
-            <w:fldChar w:fldCharType="separate"/>
-          </w:r>
-          <w:r>
-            <w:rPr>
-              <w:rStyle w:val="26"/>
-              <w:rFonts w:hint="eastAsia"/>
-            </w:rPr>
-            <w:t>2.2 多进程与多线程加载机制</w:t>
-          </w:r>
-          <w:r>
-            <w:rPr>
-              <w:rFonts w:hint="eastAsia"/>
-            </w:rPr>
-            <w:tab/>
-          </w:r>
-          <w:r>
-            <w:rPr>
-              <w:rFonts w:hint="eastAsia"/>
-            </w:rPr>
-            <w:fldChar w:fldCharType="begin"/>
-          </w:r>
-          <w:r>
-            <w:rPr>
-              <w:rFonts w:hint="eastAsia"/>
-            </w:rPr>
-            <w:instrText xml:space="preserve"> </w:instrText>
-          </w:r>
-          <w:r>
-            <w:instrText xml:space="preserve">PAGEREF _Toc201337996 \h</w:instrText>
-          </w:r>
-          <w:r>
-            <w:rPr>
-              <w:rFonts w:hint="eastAsia"/>
-            </w:rPr>
-            <w:instrText xml:space="preserve"> </w:instrText>
-          </w:r>
-          <w:r>
-            <w:rPr>
-              <w:rFonts w:hint="eastAsia"/>
-            </w:rPr>
-            <w:fldChar w:fldCharType="separate"/>
-          </w:r>
-          <w:r>
-            <w:rPr>
-              <w:rFonts w:hint="eastAsia"/>
-            </w:rPr>
-            <w:t>2</w:t>
-          </w:r>
-          <w:r>
-            <w:rPr>
-              <w:rFonts w:hint="eastAsia"/>
-            </w:rPr>
-            <w:fldChar w:fldCharType="end"/>
-          </w:r>
-          <w:r>
-            <w:rPr>
-              <w:rFonts w:hint="eastAsia"/>
-            </w:rPr>
-            <w:fldChar w:fldCharType="end"/>
-          </w:r>
-        </w:p>
-        <w:p>
-          <w:pPr>
-            <w:pStyle w:val="18"/>
-            <w:rPr>
-              <w:rFonts w:hint="eastAsia" w:cstheme="minorBidi"/>
-              <w:kern w:val="2"/>
-              <w:szCs w:val="24"/>
-              <w14:ligatures w14:val="standardContextual"/>
-            </w:rPr>
-          </w:pPr>
-          <w:r>
-            <w:fldChar w:fldCharType="begin"/>
-          </w:r>
-          <w:r>
-            <w:instrText xml:space="preserve"> HYPERLINK \l "_Toc201337997" </w:instrText>
-          </w:r>
-          <w:r>
-            <w:fldChar w:fldCharType="separate"/>
-          </w:r>
-          <w:r>
-            <w:rPr>
-              <w:rStyle w:val="26"/>
-              <w:rFonts w:hint="eastAsia"/>
-            </w:rPr>
-            <w:t>2.3 与CUDA/GPU加载机制的系统级交互</w:t>
-          </w:r>
-          <w:r>
-            <w:rPr>
-              <w:rFonts w:hint="eastAsia"/>
-            </w:rPr>
-            <w:tab/>
-          </w:r>
-          <w:r>
-            <w:rPr>
-              <w:rFonts w:hint="eastAsia"/>
-            </w:rPr>
-            <w:fldChar w:fldCharType="begin"/>
-          </w:r>
-          <w:r>
-            <w:rPr>
-              <w:rFonts w:hint="eastAsia"/>
-            </w:rPr>
-            <w:instrText xml:space="preserve"> </w:instrText>
-          </w:r>
-          <w:r>
-            <w:instrText xml:space="preserve">PAGEREF _Toc201337997 \h</w:instrText>
-          </w:r>
-          <w:r>
-            <w:rPr>
-              <w:rFonts w:hint="eastAsia"/>
-            </w:rPr>
-            <w:instrText xml:space="preserve"> </w:instrText>
-          </w:r>
-          <w:r>
-            <w:rPr>
-              <w:rFonts w:hint="eastAsia"/>
-            </w:rPr>
-            <w:fldChar w:fldCharType="separate"/>
-          </w:r>
-          <w:r>
-            <w:rPr>
-              <w:rFonts w:hint="eastAsia"/>
-            </w:rPr>
-            <w:t>2</w:t>
-          </w:r>
-          <w:r>
-            <w:rPr>
-              <w:rFonts w:hint="eastAsia"/>
-            </w:rPr>
-            <w:fldChar w:fldCharType="end"/>
-          </w:r>
-          <w:r>
-            <w:rPr>
-              <w:rFonts w:hint="eastAsia"/>
-            </w:rPr>
             <w:fldChar w:fldCharType="end"/>
           </w:r>
         </w:p>
         <w:p>
           <w:pPr>
             <w:pStyle w:val="15"/>
-            <w:rPr>
-              <w:rFonts w:hint="eastAsia" w:asciiTheme="minorHAnsi" w:hAnsiTheme="minorHAnsi" w:eastAsiaTheme="minorEastAsia" w:cstheme="minorBidi"/>
-              <w:b w:val="0"/>
-              <w:kern w:val="2"/>
-              <w:szCs w:val="24"/>
-              <w14:ligatures w14:val="standardContextual"/>
-            </w:rPr>
+            <w:tabs>
+              <w:tab w:val="right" w:leader="dot" w:pos="8306"/>
+              <w:tab w:val="clear" w:pos="8296"/>
+            </w:tabs>
           </w:pPr>
           <w:r>
             <w:fldChar w:fldCharType="begin"/>
           </w:r>
           <w:r>
-            <w:instrText xml:space="preserve"> HYPERLINK \l "_Toc201337998" </w:instrText>
+            <w:instrText xml:space="preserve"> HYPERLINK \l _Toc31978 </w:instrText>
           </w:r>
           <w:r>
             <w:fldChar w:fldCharType="separate"/>
-          </w:r>
-          <w:r>
-            <w:rPr>
-              <w:rStyle w:val="26"/>
-              <w:rFonts w:hint="eastAsia"/>
-            </w:rPr>
-            <w:t>三 系统设计</w:t>
           </w:r>
           <w:r>
             <w:rPr>
               <w:rFonts w:hint="eastAsia"/>
             </w:rPr>
+            <w:t>五 系统测试</w:t>
+          </w:r>
+          <w:r>
             <w:tab/>
           </w:r>
           <w:r>
-            <w:rPr>
-              <w:rFonts w:hint="eastAsia"/>
-            </w:rPr>
             <w:fldChar w:fldCharType="begin"/>
           </w:r>
           <w:r>
-            <w:rPr>
-              <w:rFonts w:hint="eastAsia"/>
-            </w:rPr>
-            <w:instrText xml:space="preserve"> </w:instrText>
-          </w:r>
-          <w:r>
-            <w:instrText xml:space="preserve">PAGEREF _Toc201337998 \h</w:instrText>
-          </w:r>
-          <w:r>
-            <w:rPr>
-              <w:rFonts w:hint="eastAsia"/>
-            </w:rPr>
-            <w:instrText xml:space="preserve"> </w:instrText>
-          </w:r>
-          <w:r>
-            <w:rPr>
-              <w:rFonts w:hint="eastAsia"/>
-            </w:rPr>
+            <w:instrText xml:space="preserve"> PAGEREF _Toc31978 \h </w:instrText>
+          </w:r>
+          <w:r>
             <w:fldChar w:fldCharType="separate"/>
           </w:r>
           <w:r>
-            <w:t>2</w:t>
-          </w:r>
-          <w:r>
-            <w:rPr>
-              <w:rFonts w:hint="eastAsia"/>
-            </w:rPr>
+            <w:t>4</w:t>
+          </w:r>
+          <w:r>
             <w:fldChar w:fldCharType="end"/>
           </w:r>
           <w:r>
-            <w:rPr>
-              <w:rFonts w:hint="eastAsia"/>
-            </w:rPr>
-            <w:fldChar w:fldCharType="end"/>
-          </w:r>
-        </w:p>
-        <w:p>
-          <w:pPr>
-            <w:pStyle w:val="18"/>
-            <w:rPr>
-              <w:rFonts w:hint="eastAsia" w:cstheme="minorBidi"/>
-              <w:kern w:val="2"/>
-              <w:szCs w:val="24"/>
-              <w14:ligatures w14:val="standardContextual"/>
-            </w:rPr>
-          </w:pPr>
-          <w:r>
-            <w:fldChar w:fldCharType="begin"/>
-          </w:r>
-          <w:r>
-            <w:instrText xml:space="preserve"> HYPERLINK \l "_Toc201337999" </w:instrText>
-          </w:r>
-          <w:r>
-            <w:fldChar w:fldCharType="separate"/>
-          </w:r>
-          <w:r>
-            <w:rPr>
-              <w:rStyle w:val="26"/>
-              <w:rFonts w:hint="eastAsia"/>
-            </w:rPr>
-            <w:t>3.1 总体架构</w:t>
-          </w:r>
-          <w:r>
-            <w:rPr>
-              <w:rFonts w:hint="eastAsia"/>
-            </w:rPr>
-            <w:tab/>
-          </w:r>
-          <w:r>
-            <w:rPr>
-              <w:rFonts w:hint="eastAsia"/>
-            </w:rPr>
-            <w:fldChar w:fldCharType="begin"/>
-          </w:r>
-          <w:r>
-            <w:rPr>
-              <w:rFonts w:hint="eastAsia"/>
-            </w:rPr>
-            <w:instrText xml:space="preserve"> </w:instrText>
-          </w:r>
-          <w:r>
-            <w:instrText xml:space="preserve">PAGEREF _Toc201337999 \h</w:instrText>
-          </w:r>
-          <w:r>
-            <w:rPr>
-              <w:rFonts w:hint="eastAsia"/>
-            </w:rPr>
-            <w:instrText xml:space="preserve"> </w:instrText>
-          </w:r>
-          <w:r>
-            <w:rPr>
-              <w:rFonts w:hint="eastAsia"/>
-            </w:rPr>
-            <w:fldChar w:fldCharType="separate"/>
-          </w:r>
-          <w:r>
-            <w:rPr>
-              <w:rFonts w:hint="eastAsia"/>
-            </w:rPr>
-            <w:t>2</w:t>
-          </w:r>
-          <w:r>
-            <w:rPr>
-              <w:rFonts w:hint="eastAsia"/>
-            </w:rPr>
-            <w:fldChar w:fldCharType="end"/>
-          </w:r>
-          <w:r>
-            <w:rPr>
-              <w:rFonts w:hint="eastAsia"/>
-            </w:rPr>
-            <w:fldChar w:fldCharType="end"/>
-          </w:r>
-        </w:p>
-        <w:p>
-          <w:pPr>
-            <w:pStyle w:val="18"/>
-            <w:rPr>
-              <w:rFonts w:hint="eastAsia" w:cstheme="minorBidi"/>
-              <w:kern w:val="2"/>
-              <w:szCs w:val="24"/>
-              <w14:ligatures w14:val="standardContextual"/>
-            </w:rPr>
-          </w:pPr>
-          <w:r>
-            <w:fldChar w:fldCharType="begin"/>
-          </w:r>
-          <w:r>
-            <w:instrText xml:space="preserve"> HYPERLINK \l "_Toc201338000" </w:instrText>
-          </w:r>
-          <w:r>
-            <w:fldChar w:fldCharType="separate"/>
-          </w:r>
-          <w:r>
-            <w:rPr>
-              <w:rStyle w:val="26"/>
-              <w:rFonts w:hint="eastAsia"/>
-            </w:rPr>
-            <w:t>3.2 功能模块</w:t>
-          </w:r>
-          <w:r>
-            <w:rPr>
-              <w:rFonts w:hint="eastAsia"/>
-            </w:rPr>
-            <w:tab/>
-          </w:r>
-          <w:r>
-            <w:rPr>
-              <w:rFonts w:hint="eastAsia"/>
-            </w:rPr>
-            <w:fldChar w:fldCharType="begin"/>
-          </w:r>
-          <w:r>
-            <w:rPr>
-              <w:rFonts w:hint="eastAsia"/>
-            </w:rPr>
-            <w:instrText xml:space="preserve"> </w:instrText>
-          </w:r>
-          <w:r>
-            <w:instrText xml:space="preserve">PAGEREF _Toc201338000 \h</w:instrText>
-          </w:r>
-          <w:r>
-            <w:rPr>
-              <w:rFonts w:hint="eastAsia"/>
-            </w:rPr>
-            <w:instrText xml:space="preserve"> </w:instrText>
-          </w:r>
-          <w:r>
-            <w:rPr>
-              <w:rFonts w:hint="eastAsia"/>
-            </w:rPr>
-            <w:fldChar w:fldCharType="separate"/>
-          </w:r>
-          <w:r>
-            <w:rPr>
-              <w:rFonts w:hint="eastAsia"/>
-            </w:rPr>
-            <w:t>2</w:t>
-          </w:r>
-          <w:r>
-            <w:rPr>
-              <w:rFonts w:hint="eastAsia"/>
-            </w:rPr>
-            <w:fldChar w:fldCharType="end"/>
-          </w:r>
-          <w:r>
-            <w:rPr>
-              <w:rFonts w:hint="eastAsia"/>
-            </w:rPr>
-            <w:fldChar w:fldCharType="end"/>
-          </w:r>
-        </w:p>
-        <w:p>
-          <w:pPr>
-            <w:pStyle w:val="18"/>
-            <w:rPr>
-              <w:rFonts w:hint="eastAsia" w:cstheme="minorBidi"/>
-              <w:kern w:val="2"/>
-              <w:szCs w:val="24"/>
-              <w14:ligatures w14:val="standardContextual"/>
-            </w:rPr>
-          </w:pPr>
-          <w:r>
-            <w:fldChar w:fldCharType="begin"/>
-          </w:r>
-          <w:r>
-            <w:instrText xml:space="preserve"> HYPERLINK \l "_Toc201338001" </w:instrText>
-          </w:r>
-          <w:r>
-            <w:fldChar w:fldCharType="separate"/>
-          </w:r>
-          <w:r>
-            <w:rPr>
-              <w:rStyle w:val="26"/>
-              <w:rFonts w:hint="eastAsia"/>
-            </w:rPr>
-            <w:t>3.3 接口设计</w:t>
-          </w:r>
-          <w:r>
-            <w:rPr>
-              <w:rFonts w:hint="eastAsia"/>
-            </w:rPr>
-            <w:tab/>
-          </w:r>
-          <w:r>
-            <w:rPr>
-              <w:rFonts w:hint="eastAsia"/>
-            </w:rPr>
-            <w:fldChar w:fldCharType="begin"/>
-          </w:r>
-          <w:r>
-            <w:rPr>
-              <w:rFonts w:hint="eastAsia"/>
-            </w:rPr>
-            <w:instrText xml:space="preserve"> </w:instrText>
-          </w:r>
-          <w:r>
-            <w:instrText xml:space="preserve">PAGEREF _Toc201338001 \h</w:instrText>
-          </w:r>
-          <w:r>
-            <w:rPr>
-              <w:rFonts w:hint="eastAsia"/>
-            </w:rPr>
-            <w:instrText xml:space="preserve"> </w:instrText>
-          </w:r>
-          <w:r>
-            <w:rPr>
-              <w:rFonts w:hint="eastAsia"/>
-            </w:rPr>
-            <w:fldChar w:fldCharType="separate"/>
-          </w:r>
-          <w:r>
-            <w:rPr>
-              <w:rFonts w:hint="eastAsia"/>
-            </w:rPr>
-            <w:t>3</w:t>
-          </w:r>
-          <w:r>
-            <w:rPr>
-              <w:rFonts w:hint="eastAsia"/>
-            </w:rPr>
-            <w:fldChar w:fldCharType="end"/>
-          </w:r>
-          <w:r>
-            <w:rPr>
-              <w:rFonts w:hint="eastAsia"/>
-            </w:rPr>
-            <w:fldChar w:fldCharType="end"/>
-          </w:r>
-        </w:p>
-        <w:p>
-          <w:pPr>
-            <w:pStyle w:val="18"/>
-            <w:rPr>
-              <w:rFonts w:hint="eastAsia" w:cstheme="minorBidi"/>
-              <w:kern w:val="2"/>
-              <w:szCs w:val="24"/>
-              <w14:ligatures w14:val="standardContextual"/>
-            </w:rPr>
-          </w:pPr>
-          <w:r>
-            <w:fldChar w:fldCharType="begin"/>
-          </w:r>
-          <w:r>
-            <w:instrText xml:space="preserve"> HYPERLINK \l "_Toc201338002" </w:instrText>
-          </w:r>
-          <w:r>
-            <w:fldChar w:fldCharType="separate"/>
-          </w:r>
-          <w:r>
-            <w:rPr>
-              <w:rStyle w:val="26"/>
-              <w:rFonts w:hint="eastAsia"/>
-            </w:rPr>
-            <w:t>3.4 数据库设计</w:t>
-          </w:r>
-          <w:r>
-            <w:rPr>
-              <w:rFonts w:hint="eastAsia"/>
-            </w:rPr>
-            <w:tab/>
-          </w:r>
-          <w:r>
-            <w:rPr>
-              <w:rFonts w:hint="eastAsia"/>
-            </w:rPr>
-            <w:fldChar w:fldCharType="begin"/>
-          </w:r>
-          <w:r>
-            <w:rPr>
-              <w:rFonts w:hint="eastAsia"/>
-            </w:rPr>
-            <w:instrText xml:space="preserve"> </w:instrText>
-          </w:r>
-          <w:r>
-            <w:instrText xml:space="preserve">PAGEREF _Toc201338002 \h</w:instrText>
-          </w:r>
-          <w:r>
-            <w:rPr>
-              <w:rFonts w:hint="eastAsia"/>
-            </w:rPr>
-            <w:instrText xml:space="preserve"> </w:instrText>
-          </w:r>
-          <w:r>
-            <w:rPr>
-              <w:rFonts w:hint="eastAsia"/>
-            </w:rPr>
-            <w:fldChar w:fldCharType="separate"/>
-          </w:r>
-          <w:r>
-            <w:rPr>
-              <w:rFonts w:hint="eastAsia"/>
-            </w:rPr>
-            <w:t>3</w:t>
-          </w:r>
-          <w:r>
-            <w:rPr>
-              <w:rFonts w:hint="eastAsia"/>
-            </w:rPr>
-            <w:fldChar w:fldCharType="end"/>
-          </w:r>
-          <w:r>
-            <w:rPr>
-              <w:rFonts w:hint="eastAsia"/>
-            </w:rPr>
             <w:fldChar w:fldCharType="end"/>
           </w:r>
         </w:p>
         <w:p>
           <w:pPr>
             <w:pStyle w:val="15"/>
-            <w:rPr>
-              <w:rFonts w:hint="eastAsia" w:asciiTheme="minorHAnsi" w:hAnsiTheme="minorHAnsi" w:eastAsiaTheme="minorEastAsia" w:cstheme="minorBidi"/>
-              <w:b w:val="0"/>
-              <w:kern w:val="2"/>
-              <w:szCs w:val="24"/>
-              <w14:ligatures w14:val="standardContextual"/>
-            </w:rPr>
+            <w:tabs>
+              <w:tab w:val="right" w:leader="dot" w:pos="8306"/>
+              <w:tab w:val="clear" w:pos="8296"/>
+            </w:tabs>
           </w:pPr>
           <w:r>
             <w:fldChar w:fldCharType="begin"/>
           </w:r>
           <w:r>
-            <w:instrText xml:space="preserve"> HYPERLINK \l "_Toc201338003" </w:instrText>
+            <w:instrText xml:space="preserve"> HYPERLINK \l _Toc20662 </w:instrText>
           </w:r>
           <w:r>
             <w:fldChar w:fldCharType="separate"/>
-          </w:r>
-          <w:r>
-            <w:rPr>
-              <w:rStyle w:val="26"/>
-              <w:rFonts w:hint="eastAsia"/>
-            </w:rPr>
-            <w:t>四 系统实现</w:t>
           </w:r>
           <w:r>
             <w:rPr>
               <w:rFonts w:hint="eastAsia"/>
             </w:rPr>
+            <w:t>六 课设总结</w:t>
+          </w:r>
+          <w:r>
             <w:tab/>
           </w:r>
           <w:r>
-            <w:rPr>
-              <w:rFonts w:hint="eastAsia"/>
-            </w:rPr>
             <w:fldChar w:fldCharType="begin"/>
           </w:r>
           <w:r>
-            <w:rPr>
-              <w:rFonts w:hint="eastAsia"/>
-            </w:rPr>
-            <w:instrText xml:space="preserve"> </w:instrText>
-          </w:r>
-          <w:r>
-            <w:instrText xml:space="preserve">PAGEREF _Toc201338003 \h</w:instrText>
-          </w:r>
-          <w:r>
-            <w:rPr>
-              <w:rFonts w:hint="eastAsia"/>
-            </w:rPr>
-            <w:instrText xml:space="preserve"> </w:instrText>
-          </w:r>
-          <w:r>
-            <w:rPr>
-              <w:rFonts w:hint="eastAsia"/>
-            </w:rPr>
+            <w:instrText xml:space="preserve"> PAGEREF _Toc20662 \h </w:instrText>
+          </w:r>
+          <w:r>
             <w:fldChar w:fldCharType="separate"/>
           </w:r>
           <w:r>
-            <w:t>3</w:t>
-          </w:r>
-          <w:r>
-            <w:rPr>
-              <w:rFonts w:hint="eastAsia"/>
-            </w:rPr>
+            <w:t>7</w:t>
+          </w:r>
+          <w:r>
             <w:fldChar w:fldCharType="end"/>
           </w:r>
           <w:r>
-            <w:rPr>
-              <w:rFonts w:hint="eastAsia"/>
-            </w:rPr>
-            <w:fldChar w:fldCharType="end"/>
-          </w:r>
-        </w:p>
-        <w:p>
-          <w:pPr>
-            <w:pStyle w:val="18"/>
-            <w:rPr>
-              <w:rFonts w:hint="eastAsia" w:cstheme="minorBidi"/>
-              <w:kern w:val="2"/>
-              <w:szCs w:val="24"/>
-              <w14:ligatures w14:val="standardContextual"/>
-            </w:rPr>
-          </w:pPr>
-          <w:r>
-            <w:fldChar w:fldCharType="begin"/>
-          </w:r>
-          <w:r>
-            <w:instrText xml:space="preserve"> HYPERLINK \l "_Toc201338004" </w:instrText>
-          </w:r>
-          <w:r>
-            <w:fldChar w:fldCharType="separate"/>
-          </w:r>
-          <w:r>
-            <w:rPr>
-              <w:rStyle w:val="26"/>
-              <w:rFonts w:hint="eastAsia"/>
-            </w:rPr>
-            <w:t>4.1 模块1实现</w:t>
-          </w:r>
-          <w:r>
-            <w:rPr>
-              <w:rFonts w:hint="eastAsia"/>
-            </w:rPr>
-            <w:tab/>
-          </w:r>
-          <w:r>
-            <w:rPr>
-              <w:rFonts w:hint="eastAsia"/>
-            </w:rPr>
-            <w:fldChar w:fldCharType="begin"/>
-          </w:r>
-          <w:r>
-            <w:rPr>
-              <w:rFonts w:hint="eastAsia"/>
-            </w:rPr>
-            <w:instrText xml:space="preserve"> </w:instrText>
-          </w:r>
-          <w:r>
-            <w:instrText xml:space="preserve">PAGEREF _Toc201338004 \h</w:instrText>
-          </w:r>
-          <w:r>
-            <w:rPr>
-              <w:rFonts w:hint="eastAsia"/>
-            </w:rPr>
-            <w:instrText xml:space="preserve"> </w:instrText>
-          </w:r>
-          <w:r>
-            <w:rPr>
-              <w:rFonts w:hint="eastAsia"/>
-            </w:rPr>
-            <w:fldChar w:fldCharType="separate"/>
-          </w:r>
-          <w:r>
-            <w:rPr>
-              <w:rFonts w:hint="eastAsia"/>
-            </w:rPr>
-            <w:t>3</w:t>
-          </w:r>
-          <w:r>
-            <w:rPr>
-              <w:rFonts w:hint="eastAsia"/>
-            </w:rPr>
-            <w:fldChar w:fldCharType="end"/>
-          </w:r>
-          <w:r>
-            <w:rPr>
-              <w:rFonts w:hint="eastAsia"/>
-            </w:rPr>
-            <w:fldChar w:fldCharType="end"/>
-          </w:r>
-        </w:p>
-        <w:p>
-          <w:pPr>
-            <w:pStyle w:val="18"/>
-            <w:rPr>
-              <w:rFonts w:hint="eastAsia" w:cstheme="minorBidi"/>
-              <w:kern w:val="2"/>
-              <w:szCs w:val="24"/>
-              <w14:ligatures w14:val="standardContextual"/>
-            </w:rPr>
-          </w:pPr>
-          <w:r>
-            <w:fldChar w:fldCharType="begin"/>
-          </w:r>
-          <w:r>
-            <w:instrText xml:space="preserve"> HYPERLINK \l "_Toc201338005" </w:instrText>
-          </w:r>
-          <w:r>
-            <w:fldChar w:fldCharType="separate"/>
-          </w:r>
-          <w:r>
-            <w:rPr>
-              <w:rStyle w:val="26"/>
-              <w:rFonts w:hint="eastAsia"/>
-            </w:rPr>
-            <w:t>4.2 模块2实现</w:t>
-          </w:r>
-          <w:r>
-            <w:rPr>
-              <w:rFonts w:hint="eastAsia"/>
-            </w:rPr>
-            <w:tab/>
-          </w:r>
-          <w:r>
-            <w:rPr>
-              <w:rFonts w:hint="eastAsia"/>
-            </w:rPr>
-            <w:fldChar w:fldCharType="begin"/>
-          </w:r>
-          <w:r>
-            <w:rPr>
-              <w:rFonts w:hint="eastAsia"/>
-            </w:rPr>
-            <w:instrText xml:space="preserve"> </w:instrText>
-          </w:r>
-          <w:r>
-            <w:instrText xml:space="preserve">PAGEREF _Toc201338005 \h</w:instrText>
-          </w:r>
-          <w:r>
-            <w:rPr>
-              <w:rFonts w:hint="eastAsia"/>
-            </w:rPr>
-            <w:instrText xml:space="preserve"> </w:instrText>
-          </w:r>
-          <w:r>
-            <w:rPr>
-              <w:rFonts w:hint="eastAsia"/>
-            </w:rPr>
-            <w:fldChar w:fldCharType="separate"/>
-          </w:r>
-          <w:r>
-            <w:rPr>
-              <w:rFonts w:hint="eastAsia"/>
-            </w:rPr>
-            <w:t>3</w:t>
-          </w:r>
-          <w:r>
-            <w:rPr>
-              <w:rFonts w:hint="eastAsia"/>
-            </w:rPr>
-            <w:fldChar w:fldCharType="end"/>
-          </w:r>
-          <w:r>
-            <w:rPr>
-              <w:rFonts w:hint="eastAsia"/>
-            </w:rPr>
             <w:fldChar w:fldCharType="end"/>
           </w:r>
         </w:p>
         <w:p>
           <w:pPr>
             <w:pStyle w:val="15"/>
-            <w:rPr>
-              <w:rFonts w:hint="eastAsia" w:asciiTheme="minorHAnsi" w:hAnsiTheme="minorHAnsi" w:eastAsiaTheme="minorEastAsia" w:cstheme="minorBidi"/>
-              <w:b w:val="0"/>
-              <w:kern w:val="2"/>
-              <w:szCs w:val="24"/>
-              <w14:ligatures w14:val="standardContextual"/>
-            </w:rPr>
+            <w:tabs>
+              <w:tab w:val="right" w:leader="dot" w:pos="8306"/>
+              <w:tab w:val="clear" w:pos="8296"/>
+            </w:tabs>
           </w:pPr>
           <w:r>
             <w:fldChar w:fldCharType="begin"/>
           </w:r>
           <w:r>
-            <w:instrText xml:space="preserve"> HYPERLINK \l "_Toc201338006" </w:instrText>
+            <w:instrText xml:space="preserve"> HYPERLINK \l _Toc9124 </w:instrText>
           </w:r>
           <w:r>
             <w:fldChar w:fldCharType="separate"/>
-          </w:r>
-          <w:r>
-            <w:rPr>
-              <w:rStyle w:val="26"/>
-              <w:rFonts w:hint="eastAsia"/>
-            </w:rPr>
-            <w:t>五 系统测试</w:t>
           </w:r>
           <w:r>
             <w:rPr>
               <w:rFonts w:hint="eastAsia"/>
             </w:rPr>
+            <w:t>参 考 文 献</w:t>
+          </w:r>
+          <w:r>
             <w:tab/>
           </w:r>
           <w:r>
-            <w:rPr>
-              <w:rFonts w:hint="eastAsia"/>
-            </w:rPr>
             <w:fldChar w:fldCharType="begin"/>
           </w:r>
           <w:r>
-            <w:rPr>
-              <w:rFonts w:hint="eastAsia"/>
-            </w:rPr>
-            <w:instrText xml:space="preserve"> </w:instrText>
-          </w:r>
-          <w:r>
-            <w:instrText xml:space="preserve">PAGEREF _Toc201338006 \h</w:instrText>
-          </w:r>
-          <w:r>
-            <w:rPr>
-              <w:rFonts w:hint="eastAsia"/>
-            </w:rPr>
-            <w:instrText xml:space="preserve"> </w:instrText>
-          </w:r>
-          <w:r>
-            <w:rPr>
-              <w:rFonts w:hint="eastAsia"/>
-            </w:rPr>
+            <w:instrText xml:space="preserve"> PAGEREF _Toc9124 \h </w:instrText>
+          </w:r>
+          <w:r>
             <w:fldChar w:fldCharType="separate"/>
           </w:r>
           <w:r>
-            <w:t>4</w:t>
-          </w:r>
-          <w:r>
-            <w:rPr>
-              <w:rFonts w:hint="eastAsia"/>
-            </w:rPr>
+            <w:t>8</w:t>
+          </w:r>
+          <w:r>
             <w:fldChar w:fldCharType="end"/>
           </w:r>
           <w:r>
-            <w:rPr>
-              <w:rFonts w:hint="eastAsia"/>
-            </w:rPr>
-            <w:fldChar w:fldCharType="end"/>
-          </w:r>
-        </w:p>
-        <w:p>
-          <w:pPr>
-            <w:pStyle w:val="18"/>
-            <w:rPr>
-              <w:rFonts w:hint="eastAsia" w:cstheme="minorBidi"/>
-              <w:kern w:val="2"/>
-              <w:szCs w:val="24"/>
-              <w14:ligatures w14:val="standardContextual"/>
-            </w:rPr>
-          </w:pPr>
-          <w:r>
-            <w:fldChar w:fldCharType="begin"/>
-          </w:r>
-          <w:r>
-            <w:instrText xml:space="preserve"> HYPERLINK \l "_Toc201338007" </w:instrText>
-          </w:r>
-          <w:r>
-            <w:fldChar w:fldCharType="separate"/>
-          </w:r>
-          <w:r>
-            <w:rPr>
-              <w:rStyle w:val="26"/>
-              <w:rFonts w:hint="eastAsia"/>
-            </w:rPr>
-            <w:t>5.1 测试环境</w:t>
-          </w:r>
-          <w:r>
-            <w:rPr>
-              <w:rFonts w:hint="eastAsia"/>
-            </w:rPr>
-            <w:tab/>
-          </w:r>
-          <w:r>
-            <w:rPr>
-              <w:rFonts w:hint="eastAsia"/>
-            </w:rPr>
-            <w:fldChar w:fldCharType="begin"/>
-          </w:r>
-          <w:r>
-            <w:rPr>
-              <w:rFonts w:hint="eastAsia"/>
-            </w:rPr>
-            <w:instrText xml:space="preserve"> </w:instrText>
-          </w:r>
-          <w:r>
-            <w:instrText xml:space="preserve">PAGEREF _Toc201338007 \h</w:instrText>
-          </w:r>
-          <w:r>
-            <w:rPr>
-              <w:rFonts w:hint="eastAsia"/>
-            </w:rPr>
-            <w:instrText xml:space="preserve"> </w:instrText>
-          </w:r>
-          <w:r>
-            <w:rPr>
-              <w:rFonts w:hint="eastAsia"/>
-            </w:rPr>
-            <w:fldChar w:fldCharType="separate"/>
-          </w:r>
-          <w:r>
-            <w:rPr>
-              <w:rFonts w:hint="eastAsia"/>
-            </w:rPr>
-            <w:t>4</w:t>
-          </w:r>
-          <w:r>
-            <w:rPr>
-              <w:rFonts w:hint="eastAsia"/>
-            </w:rPr>
-            <w:fldChar w:fldCharType="end"/>
-          </w:r>
-          <w:r>
-            <w:rPr>
-              <w:rFonts w:hint="eastAsia"/>
-            </w:rPr>
-            <w:fldChar w:fldCharType="end"/>
-          </w:r>
-        </w:p>
-        <w:p>
-          <w:pPr>
-            <w:pStyle w:val="18"/>
-            <w:rPr>
-              <w:rFonts w:hint="eastAsia" w:cstheme="minorBidi"/>
-              <w:kern w:val="2"/>
-              <w:szCs w:val="24"/>
-              <w14:ligatures w14:val="standardContextual"/>
-            </w:rPr>
-          </w:pPr>
-          <w:r>
-            <w:fldChar w:fldCharType="begin"/>
-          </w:r>
-          <w:r>
-            <w:instrText xml:space="preserve"> HYPERLINK \l "_Toc201338008" </w:instrText>
-          </w:r>
-          <w:r>
-            <w:fldChar w:fldCharType="separate"/>
-          </w:r>
-          <w:r>
-            <w:rPr>
-              <w:rStyle w:val="26"/>
-              <w:rFonts w:hint="eastAsia"/>
-            </w:rPr>
-            <w:t>5.2 功能测试</w:t>
-          </w:r>
-          <w:r>
-            <w:rPr>
-              <w:rFonts w:hint="eastAsia"/>
-            </w:rPr>
-            <w:tab/>
-          </w:r>
-          <w:r>
-            <w:rPr>
-              <w:rFonts w:hint="eastAsia"/>
-            </w:rPr>
-            <w:fldChar w:fldCharType="begin"/>
-          </w:r>
-          <w:r>
-            <w:rPr>
-              <w:rFonts w:hint="eastAsia"/>
-            </w:rPr>
-            <w:instrText xml:space="preserve"> </w:instrText>
-          </w:r>
-          <w:r>
-            <w:instrText xml:space="preserve">PAGEREF _Toc201338008 \h</w:instrText>
-          </w:r>
-          <w:r>
-            <w:rPr>
-              <w:rFonts w:hint="eastAsia"/>
-            </w:rPr>
-            <w:instrText xml:space="preserve"> </w:instrText>
-          </w:r>
-          <w:r>
-            <w:rPr>
-              <w:rFonts w:hint="eastAsia"/>
-            </w:rPr>
-            <w:fldChar w:fldCharType="separate"/>
-          </w:r>
-          <w:r>
-            <w:rPr>
-              <w:rFonts w:hint="eastAsia"/>
-            </w:rPr>
-            <w:t>4</w:t>
-          </w:r>
-          <w:r>
-            <w:rPr>
-              <w:rFonts w:hint="eastAsia"/>
-            </w:rPr>
-            <w:fldChar w:fldCharType="end"/>
-          </w:r>
-          <w:r>
-            <w:rPr>
-              <w:rFonts w:hint="eastAsia"/>
-            </w:rPr>
-            <w:fldChar w:fldCharType="end"/>
-          </w:r>
-        </w:p>
-        <w:p>
-          <w:pPr>
-            <w:pStyle w:val="9"/>
-            <w:tabs>
-              <w:tab w:val="right" w:leader="dot" w:pos="8296"/>
-            </w:tabs>
-            <w:rPr>
-              <w:rFonts w:hint="eastAsia" w:cstheme="minorBidi"/>
-              <w:kern w:val="2"/>
-              <w:szCs w:val="24"/>
-              <w14:ligatures w14:val="standardContextual"/>
-            </w:rPr>
-          </w:pPr>
-          <w:r>
-            <w:fldChar w:fldCharType="begin"/>
-          </w:r>
-          <w:r>
-            <w:instrText xml:space="preserve"> HYPERLINK \l "_Toc201338009" </w:instrText>
-          </w:r>
-          <w:r>
-            <w:fldChar w:fldCharType="separate"/>
-          </w:r>
-          <w:r>
-            <w:rPr>
-              <w:rStyle w:val="26"/>
-              <w:rFonts w:hint="eastAsia"/>
-            </w:rPr>
-            <w:t>5.2.1 功能1测试</w:t>
-          </w:r>
-          <w:r>
-            <w:rPr>
-              <w:rFonts w:hint="eastAsia"/>
-            </w:rPr>
-            <w:tab/>
-          </w:r>
-          <w:r>
-            <w:rPr>
-              <w:rFonts w:hint="eastAsia"/>
-            </w:rPr>
-            <w:fldChar w:fldCharType="begin"/>
-          </w:r>
-          <w:r>
-            <w:rPr>
-              <w:rFonts w:hint="eastAsia"/>
-            </w:rPr>
-            <w:instrText xml:space="preserve"> </w:instrText>
-          </w:r>
-          <w:r>
-            <w:instrText xml:space="preserve">PAGEREF _Toc201338009 \h</w:instrText>
-          </w:r>
-          <w:r>
-            <w:rPr>
-              <w:rFonts w:hint="eastAsia"/>
-            </w:rPr>
-            <w:instrText xml:space="preserve"> </w:instrText>
-          </w:r>
-          <w:r>
-            <w:rPr>
-              <w:rFonts w:hint="eastAsia"/>
-            </w:rPr>
-            <w:fldChar w:fldCharType="separate"/>
-          </w:r>
-          <w:r>
-            <w:rPr>
-              <w:rFonts w:hint="eastAsia"/>
-            </w:rPr>
-            <w:t>4</w:t>
-          </w:r>
-          <w:r>
-            <w:rPr>
-              <w:rFonts w:hint="eastAsia"/>
-            </w:rPr>
-            <w:fldChar w:fldCharType="end"/>
-          </w:r>
-          <w:r>
-            <w:rPr>
-              <w:rFonts w:hint="eastAsia"/>
-            </w:rPr>
-            <w:fldChar w:fldCharType="end"/>
-          </w:r>
-        </w:p>
-        <w:p>
-          <w:pPr>
-            <w:pStyle w:val="9"/>
-            <w:tabs>
-              <w:tab w:val="right" w:leader="dot" w:pos="8296"/>
-            </w:tabs>
-            <w:rPr>
-              <w:rFonts w:hint="eastAsia" w:cstheme="minorBidi"/>
-              <w:kern w:val="2"/>
-              <w:szCs w:val="24"/>
-              <w14:ligatures w14:val="standardContextual"/>
-            </w:rPr>
-          </w:pPr>
-          <w:r>
-            <w:fldChar w:fldCharType="begin"/>
-          </w:r>
-          <w:r>
-            <w:instrText xml:space="preserve"> HYPERLINK \l "_Toc201338010" </w:instrText>
-          </w:r>
-          <w:r>
-            <w:fldChar w:fldCharType="separate"/>
-          </w:r>
-          <w:r>
-            <w:rPr>
-              <w:rStyle w:val="26"/>
-              <w:rFonts w:hint="eastAsia"/>
-            </w:rPr>
-            <w:t>5.2.2 功能2测试</w:t>
-          </w:r>
-          <w:r>
-            <w:rPr>
-              <w:rFonts w:hint="eastAsia"/>
-            </w:rPr>
-            <w:tab/>
-          </w:r>
-          <w:r>
-            <w:rPr>
-              <w:rFonts w:hint="eastAsia"/>
-            </w:rPr>
-            <w:fldChar w:fldCharType="begin"/>
-          </w:r>
-          <w:r>
-            <w:rPr>
-              <w:rFonts w:hint="eastAsia"/>
-            </w:rPr>
-            <w:instrText xml:space="preserve"> </w:instrText>
-          </w:r>
-          <w:r>
-            <w:instrText xml:space="preserve">PAGEREF _Toc201338010 \h</w:instrText>
-          </w:r>
-          <w:r>
-            <w:rPr>
-              <w:rFonts w:hint="eastAsia"/>
-            </w:rPr>
-            <w:instrText xml:space="preserve"> </w:instrText>
-          </w:r>
-          <w:r>
-            <w:rPr>
-              <w:rFonts w:hint="eastAsia"/>
-            </w:rPr>
-            <w:fldChar w:fldCharType="separate"/>
-          </w:r>
-          <w:r>
-            <w:rPr>
-              <w:rFonts w:hint="eastAsia"/>
-            </w:rPr>
-            <w:t>4</w:t>
-          </w:r>
-          <w:r>
-            <w:rPr>
-              <w:rFonts w:hint="eastAsia"/>
-            </w:rPr>
-            <w:fldChar w:fldCharType="end"/>
-          </w:r>
-          <w:r>
-            <w:rPr>
-              <w:rFonts w:hint="eastAsia"/>
-            </w:rPr>
-            <w:fldChar w:fldCharType="end"/>
-          </w:r>
-        </w:p>
-        <w:p>
-          <w:pPr>
-            <w:pStyle w:val="18"/>
-            <w:rPr>
-              <w:rFonts w:hint="eastAsia" w:cstheme="minorBidi"/>
-              <w:kern w:val="2"/>
-              <w:szCs w:val="24"/>
-              <w14:ligatures w14:val="standardContextual"/>
-            </w:rPr>
-          </w:pPr>
-          <w:r>
-            <w:fldChar w:fldCharType="begin"/>
-          </w:r>
-          <w:r>
-            <w:instrText xml:space="preserve"> HYPERLINK \l "_Toc201338011" </w:instrText>
-          </w:r>
-          <w:r>
-            <w:fldChar w:fldCharType="separate"/>
-          </w:r>
-          <w:r>
-            <w:rPr>
-              <w:rStyle w:val="26"/>
-              <w:rFonts w:hint="eastAsia"/>
-            </w:rPr>
-            <w:t>5.3 性能测试</w:t>
-          </w:r>
-          <w:r>
-            <w:rPr>
-              <w:rFonts w:hint="eastAsia"/>
-            </w:rPr>
-            <w:tab/>
-          </w:r>
-          <w:r>
-            <w:rPr>
-              <w:rFonts w:hint="eastAsia"/>
-            </w:rPr>
-            <w:fldChar w:fldCharType="begin"/>
-          </w:r>
-          <w:r>
-            <w:rPr>
-              <w:rFonts w:hint="eastAsia"/>
-            </w:rPr>
-            <w:instrText xml:space="preserve"> </w:instrText>
-          </w:r>
-          <w:r>
-            <w:instrText xml:space="preserve">PAGEREF _Toc201338011 \h</w:instrText>
-          </w:r>
-          <w:r>
-            <w:rPr>
-              <w:rFonts w:hint="eastAsia"/>
-            </w:rPr>
-            <w:instrText xml:space="preserve"> </w:instrText>
-          </w:r>
-          <w:r>
-            <w:rPr>
-              <w:rFonts w:hint="eastAsia"/>
-            </w:rPr>
-            <w:fldChar w:fldCharType="separate"/>
-          </w:r>
-          <w:r>
-            <w:rPr>
-              <w:rFonts w:hint="eastAsia"/>
-            </w:rPr>
-            <w:t>4</w:t>
-          </w:r>
-          <w:r>
-            <w:rPr>
-              <w:rFonts w:hint="eastAsia"/>
-            </w:rPr>
-            <w:fldChar w:fldCharType="end"/>
-          </w:r>
-          <w:r>
-            <w:rPr>
-              <w:rFonts w:hint="eastAsia"/>
-            </w:rPr>
-            <w:fldChar w:fldCharType="end"/>
-          </w:r>
-        </w:p>
-        <w:p>
-          <w:pPr>
-            <w:pStyle w:val="18"/>
-            <w:rPr>
-              <w:rFonts w:hint="eastAsia" w:cstheme="minorBidi"/>
-              <w:kern w:val="2"/>
-              <w:szCs w:val="24"/>
-              <w14:ligatures w14:val="standardContextual"/>
-            </w:rPr>
-          </w:pPr>
-          <w:r>
-            <w:fldChar w:fldCharType="begin"/>
-          </w:r>
-          <w:r>
-            <w:instrText xml:space="preserve"> HYPERLINK \l "_Toc201338012" </w:instrText>
-          </w:r>
-          <w:r>
-            <w:fldChar w:fldCharType="separate"/>
-          </w:r>
-          <w:r>
-            <w:rPr>
-              <w:rStyle w:val="26"/>
-              <w:rFonts w:hint="eastAsia"/>
-            </w:rPr>
-            <w:t>5.4 测试结果分析</w:t>
-          </w:r>
-          <w:r>
-            <w:rPr>
-              <w:rFonts w:hint="eastAsia"/>
-            </w:rPr>
-            <w:tab/>
-          </w:r>
-          <w:r>
-            <w:rPr>
-              <w:rFonts w:hint="eastAsia"/>
-            </w:rPr>
-            <w:fldChar w:fldCharType="begin"/>
-          </w:r>
-          <w:r>
-            <w:rPr>
-              <w:rFonts w:hint="eastAsia"/>
-            </w:rPr>
-            <w:instrText xml:space="preserve"> </w:instrText>
-          </w:r>
-          <w:r>
-            <w:instrText xml:space="preserve">PAGEREF _Toc201338012 \h</w:instrText>
-          </w:r>
-          <w:r>
-            <w:rPr>
-              <w:rFonts w:hint="eastAsia"/>
-            </w:rPr>
-            <w:instrText xml:space="preserve"> </w:instrText>
-          </w:r>
-          <w:r>
-            <w:rPr>
-              <w:rFonts w:hint="eastAsia"/>
-            </w:rPr>
-            <w:fldChar w:fldCharType="separate"/>
-          </w:r>
-          <w:r>
-            <w:rPr>
-              <w:rFonts w:hint="eastAsia"/>
-            </w:rPr>
-            <w:t>5</w:t>
-          </w:r>
-          <w:r>
-            <w:rPr>
-              <w:rFonts w:hint="eastAsia"/>
-            </w:rPr>
-            <w:fldChar w:fldCharType="end"/>
-          </w:r>
-          <w:r>
-            <w:rPr>
-              <w:rFonts w:hint="eastAsia"/>
-            </w:rPr>
             <w:fldChar w:fldCharType="end"/>
           </w:r>
         </w:p>
         <w:p>
           <w:pPr>
             <w:pStyle w:val="15"/>
-            <w:rPr>
-              <w:rFonts w:hint="eastAsia" w:asciiTheme="minorHAnsi" w:hAnsiTheme="minorHAnsi" w:eastAsiaTheme="minorEastAsia" w:cstheme="minorBidi"/>
-              <w:b w:val="0"/>
-              <w:kern w:val="2"/>
-              <w:szCs w:val="24"/>
-              <w14:ligatures w14:val="standardContextual"/>
-            </w:rPr>
+            <w:tabs>
+              <w:tab w:val="right" w:leader="dot" w:pos="8306"/>
+              <w:tab w:val="clear" w:pos="8296"/>
+            </w:tabs>
           </w:pPr>
           <w:r>
             <w:fldChar w:fldCharType="begin"/>
           </w:r>
           <w:r>
-            <w:instrText xml:space="preserve"> HYPERLINK \l "_Toc201338013" </w:instrText>
+            <w:instrText xml:space="preserve"> HYPERLINK \l _Toc30103 </w:instrText>
           </w:r>
           <w:r>
             <w:fldChar w:fldCharType="separate"/>
-          </w:r>
-          <w:r>
-            <w:rPr>
-              <w:rStyle w:val="26"/>
-              <w:rFonts w:hint="eastAsia"/>
-            </w:rPr>
-            <w:t>六 课设总结</w:t>
           </w:r>
           <w:r>
             <w:rPr>
               <w:rFonts w:hint="eastAsia"/>
             </w:rPr>
+            <w:t>附录A：关于大语言模型辅助使用的说明</w:t>
+          </w:r>
+          <w:r>
             <w:tab/>
           </w:r>
           <w:r>
-            <w:rPr>
-              <w:rFonts w:hint="eastAsia"/>
-            </w:rPr>
             <w:fldChar w:fldCharType="begin"/>
           </w:r>
           <w:r>
-            <w:rPr>
-              <w:rFonts w:hint="eastAsia"/>
-            </w:rPr>
-            <w:instrText xml:space="preserve"> </w:instrText>
-          </w:r>
-          <w:r>
-            <w:instrText xml:space="preserve">PAGEREF _Toc201338013 \h</w:instrText>
-          </w:r>
-          <w:r>
-            <w:rPr>
-              <w:rFonts w:hint="eastAsia"/>
-            </w:rPr>
-            <w:instrText xml:space="preserve"> </w:instrText>
-          </w:r>
-          <w:r>
-            <w:rPr>
-              <w:rFonts w:hint="eastAsia"/>
-            </w:rPr>
+            <w:instrText xml:space="preserve"> PAGEREF _Toc30103 \h </w:instrText>
+          </w:r>
+          <w:r>
             <w:fldChar w:fldCharType="separate"/>
           </w:r>
           <w:r>
-            <w:t>6</w:t>
-          </w:r>
-          <w:r>
-            <w:rPr>
-              <w:rFonts w:hint="eastAsia"/>
-            </w:rPr>
+            <w:t>9</w:t>
+          </w:r>
+          <w:r>
             <w:fldChar w:fldCharType="end"/>
           </w:r>
           <w:r>
-            <w:rPr>
-              <w:rFonts w:hint="eastAsia"/>
-            </w:rPr>
             <w:fldChar w:fldCharType="end"/>
           </w:r>
         </w:p>
         <w:p>
           <w:pPr>
-            <w:pStyle w:val="15"/>
             <w:rPr>
-              <w:rFonts w:hint="eastAsia" w:asciiTheme="minorHAnsi" w:hAnsiTheme="minorHAnsi" w:eastAsiaTheme="minorEastAsia" w:cstheme="minorBidi"/>
-              <w:b w:val="0"/>
+              <w:rFonts w:ascii="Times New Roman" w:hAnsi="Times New Roman" w:eastAsia="宋体" w:cs="Times New Roman"/>
               <w:kern w:val="2"/>
+              <w:sz w:val="24"/>
               <w:szCs w:val="24"/>
-              <w14:ligatures w14:val="standardContextual"/>
+              <w:lang w:val="en-US" w:eastAsia="zh-CN" w:bidi="ar-SA"/>
             </w:rPr>
           </w:pPr>
           <w:r>
-            <w:fldChar w:fldCharType="begin"/>
-          </w:r>
-          <w:r>
-            <w:instrText xml:space="preserve"> HYPERLINK \l "_Toc201338014" </w:instrText>
-          </w:r>
-          <w:r>
-            <w:fldChar w:fldCharType="separate"/>
-          </w:r>
-          <w:r>
-            <w:rPr>
-              <w:rStyle w:val="26"/>
-              <w:rFonts w:hint="eastAsia"/>
-            </w:rPr>
-            <w:t>参 考 文 献</w:t>
-          </w:r>
-          <w:r>
-            <w:rPr>
-              <w:rFonts w:hint="eastAsia"/>
-            </w:rPr>
-            <w:tab/>
-          </w:r>
-          <w:r>
-            <w:rPr>
-              <w:rFonts w:hint="eastAsia"/>
-            </w:rPr>
-            <w:fldChar w:fldCharType="begin"/>
-          </w:r>
-          <w:r>
-            <w:rPr>
-              <w:rFonts w:hint="eastAsia"/>
-            </w:rPr>
-            <w:instrText xml:space="preserve"> </w:instrText>
-          </w:r>
-          <w:r>
-            <w:instrText xml:space="preserve">PAGEREF _Toc201338014 \h</w:instrText>
-          </w:r>
-          <w:r>
-            <w:rPr>
-              <w:rFonts w:hint="eastAsia"/>
-            </w:rPr>
-            <w:instrText xml:space="preserve"> </w:instrText>
-          </w:r>
-          <w:r>
-            <w:rPr>
-              <w:rFonts w:hint="eastAsia"/>
-            </w:rPr>
-            <w:fldChar w:fldCharType="separate"/>
-          </w:r>
-          <w:r>
-            <w:t>8</w:t>
-          </w:r>
-          <w:r>
-            <w:rPr>
-              <w:rFonts w:hint="eastAsia"/>
-            </w:rPr>
-            <w:fldChar w:fldCharType="end"/>
-          </w:r>
-          <w:r>
-            <w:rPr>
-              <w:rFonts w:hint="eastAsia"/>
-            </w:rPr>
-            <w:fldChar w:fldCharType="end"/>
-          </w:r>
-        </w:p>
-        <w:p>
-          <w:pPr>
-            <w:pStyle w:val="15"/>
-            <w:rPr>
-              <w:rFonts w:hint="eastAsia" w:asciiTheme="minorHAnsi" w:hAnsiTheme="minorHAnsi" w:eastAsiaTheme="minorEastAsia" w:cstheme="minorBidi"/>
-              <w:b w:val="0"/>
-              <w:kern w:val="2"/>
-              <w:szCs w:val="24"/>
-              <w14:ligatures w14:val="standardContextual"/>
-            </w:rPr>
-          </w:pPr>
-          <w:r>
-            <w:fldChar w:fldCharType="begin"/>
-          </w:r>
-          <w:r>
-            <w:instrText xml:space="preserve"> HYPERLINK \l "_Toc201338015" </w:instrText>
-          </w:r>
-          <w:r>
-            <w:fldChar w:fldCharType="separate"/>
-          </w:r>
-          <w:r>
-            <w:rPr>
-              <w:rStyle w:val="26"/>
-              <w:rFonts w:hint="eastAsia"/>
-            </w:rPr>
-            <w:t>附录A：关于大语言模型辅助使用的说明</w:t>
-          </w:r>
-          <w:r>
-            <w:rPr>
-              <w:rFonts w:hint="eastAsia"/>
-            </w:rPr>
-            <w:tab/>
-          </w:r>
-          <w:r>
-            <w:rPr>
-              <w:rFonts w:hint="eastAsia"/>
-            </w:rPr>
-            <w:fldChar w:fldCharType="begin"/>
-          </w:r>
-          <w:r>
-            <w:rPr>
-              <w:rFonts w:hint="eastAsia"/>
-            </w:rPr>
-            <w:instrText xml:space="preserve"> </w:instrText>
-          </w:r>
-          <w:r>
-            <w:instrText xml:space="preserve">PAGEREF _Toc201338015 \h</w:instrText>
-          </w:r>
-          <w:r>
-            <w:rPr>
-              <w:rFonts w:hint="eastAsia"/>
-            </w:rPr>
-            <w:instrText xml:space="preserve"> </w:instrText>
-          </w:r>
-          <w:r>
-            <w:rPr>
-              <w:rFonts w:hint="eastAsia"/>
-            </w:rPr>
-            <w:fldChar w:fldCharType="separate"/>
-          </w:r>
-          <w:r>
-            <w:t>10</w:t>
-          </w:r>
-          <w:r>
-            <w:rPr>
-              <w:rFonts w:hint="eastAsia"/>
-            </w:rPr>
-            <w:fldChar w:fldCharType="end"/>
-          </w:r>
-          <w:r>
-            <w:rPr>
-              <w:rFonts w:hint="eastAsia"/>
-            </w:rPr>
-            <w:fldChar w:fldCharType="end"/>
-          </w:r>
-        </w:p>
-        <w:p>
-          <w:pPr>
-            <w:spacing w:line="240" w:lineRule="auto"/>
-          </w:pPr>
-          <w:r>
-            <w:rPr>
-              <w:b/>
-              <w:bCs/>
-              <w:lang w:val="zh-CN"/>
-            </w:rPr>
             <w:fldChar w:fldCharType="end"/>
           </w:r>
         </w:p>
@@ -2693,6 +1006,13 @@
     </w:sdt>
     <w:p>
       <w:pPr>
+        <w:rPr>
+          <w:rFonts w:ascii="Times New Roman" w:hAnsi="Times New Roman" w:eastAsia="宋体" w:cs="Times New Roman"/>
+          <w:kern w:val="2"/>
+          <w:sz w:val="24"/>
+          <w:szCs w:val="24"/>
+          <w:lang w:val="en-US" w:eastAsia="zh-CN" w:bidi="ar-SA"/>
+        </w:rPr>
         <w:sectPr>
           <w:headerReference r:id="rId11" w:type="default"/>
           <w:footerReference r:id="rId12" w:type="default"/>
@@ -2718,14 +1038,14 @@
           <w:rFonts w:hint="eastAsia"/>
         </w:rPr>
       </w:pPr>
-      <w:bookmarkStart w:id="2" w:name="_Toc201337991"/>
+      <w:bookmarkStart w:id="0" w:name="_Toc4515"/>
       <w:r>
         <w:rPr>
           <w:rFonts w:hint="eastAsia"/>
         </w:rPr>
         <w:t>一 概述</w:t>
       </w:r>
-      <w:bookmarkEnd w:id="2"/>
+      <w:bookmarkEnd w:id="0"/>
     </w:p>
     <w:p>
       <w:pPr>
@@ -2735,22 +1055,20 @@
           <w:rFonts w:hint="eastAsia"/>
         </w:rPr>
       </w:pPr>
-      <w:bookmarkStart w:id="3" w:name="_Toc201337992"/>
       <w:r>
         <w:rPr>
           <w:rFonts w:hint="eastAsia"/>
         </w:rPr>
         <w:t>1.1 背景和意义</w:t>
       </w:r>
-      <w:bookmarkEnd w:id="3"/>
     </w:p>
     <w:p>
       <w:pPr>
         <w:pStyle w:val="33"/>
         <w:spacing w:before="156" w:after="156"/>
         <w:ind w:firstLine="480" w:firstLineChars="200"/>
-      </w:pPr>
-      <w:bookmarkStart w:id="4" w:name="_Toc201337993"/>
+        <w:outlineLvl w:val="9"/>
+      </w:pPr>
       <w:r>
         <w:rPr>
           <w:rFonts w:hint="eastAsia" w:ascii="Times New Roman" w:hAnsi="Times New Roman" w:eastAsia="宋体" w:cs="Times New Roman"/>
@@ -2812,7 +1130,6 @@
         </w:rPr>
         <w:t>1.2 系统需求</w:t>
       </w:r>
-      <w:bookmarkEnd w:id="4"/>
       <w:r>
         <w:rPr>
           <w:rFonts w:hint="eastAsia"/>
@@ -2977,14 +1294,14 @@
           <w:rFonts w:hint="eastAsia"/>
         </w:rPr>
       </w:pPr>
-      <w:bookmarkStart w:id="5" w:name="_Toc201337994"/>
+      <w:bookmarkStart w:id="1" w:name="_Toc10286"/>
       <w:r>
         <w:rPr>
           <w:rFonts w:hint="eastAsia"/>
         </w:rPr>
         <w:t>二 相关技术研究</w:t>
       </w:r>
-      <w:bookmarkEnd w:id="5"/>
+      <w:bookmarkEnd w:id="1"/>
     </w:p>
     <w:p>
       <w:pPr>
@@ -2995,15 +1312,13 @@
           <w:lang w:val="en-US" w:eastAsia="zh-CN"/>
         </w:rPr>
       </w:pPr>
-      <w:bookmarkStart w:id="6" w:name="_Toc201337995"/>
-      <w:bookmarkStart w:id="7" w:name="OLE_LINK1"/>
+      <w:bookmarkStart w:id="2" w:name="OLE_LINK1"/>
       <w:r>
         <w:rPr>
           <w:rFonts w:hint="eastAsia"/>
         </w:rPr>
         <w:t>2.1</w:t>
       </w:r>
-      <w:bookmarkEnd w:id="6"/>
       <w:r>
         <w:rPr>
           <w:rFonts w:hint="eastAsia"/>
@@ -3017,12 +1332,12 @@
         <w:pStyle w:val="33"/>
         <w:spacing w:before="156" w:after="156"/>
         <w:ind w:firstLine="480" w:firstLineChars="200"/>
+        <w:outlineLvl w:val="9"/>
         <w:rPr>
           <w:rFonts w:hint="default" w:eastAsia="黑体"/>
           <w:lang w:val="en-US" w:eastAsia="zh-CN"/>
         </w:rPr>
       </w:pPr>
-      <w:bookmarkStart w:id="8" w:name="_Toc201337996"/>
       <w:r>
         <w:rPr>
           <w:rFonts w:hint="eastAsia" w:ascii="Times New Roman" w:hAnsi="Times New Roman" w:eastAsia="宋体" w:cs="Times New Roman"/>
@@ -3051,7 +1366,6 @@
         </w:rPr>
         <w:t xml:space="preserve">2.2 </w:t>
       </w:r>
-      <w:bookmarkEnd w:id="8"/>
       <w:r>
         <w:rPr>
           <w:rFonts w:hint="eastAsia"/>
@@ -3065,11 +1379,11 @@
         <w:pStyle w:val="33"/>
         <w:spacing w:before="156" w:after="156"/>
         <w:ind w:firstLine="480" w:firstLineChars="200"/>
-        <w:rPr>
-          <w:rFonts w:hint="eastAsia"/>
-        </w:rPr>
-      </w:pPr>
-      <w:bookmarkStart w:id="9" w:name="_Toc201337997"/>
+        <w:outlineLvl w:val="9"/>
+        <w:rPr>
+          <w:rFonts w:hint="eastAsia"/>
+        </w:rPr>
+      </w:pPr>
       <w:r>
         <w:rPr>
           <w:rFonts w:hint="eastAsia" w:ascii="Times New Roman" w:hAnsi="Times New Roman" w:eastAsia="宋体" w:cs="Times New Roman"/>
@@ -3096,17 +1410,10 @@
         <w:rPr>
           <w:rFonts w:hint="eastAsia"/>
         </w:rPr>
-        <w:t xml:space="preserve">2.3 </w:t>
-      </w:r>
-      <w:bookmarkEnd w:id="9"/>
-      <w:r>
-        <w:rPr>
-          <w:rFonts w:hint="eastAsia"/>
-        </w:rPr>
-        <w:t>Tkinter GUI与Canvas绘图</w:t>
-      </w:r>
-    </w:p>
-    <w:bookmarkEnd w:id="7"/>
+        <w:t>2.3 Tkinter GUI与Canvas绘图</w:t>
+      </w:r>
+    </w:p>
+    <w:bookmarkEnd w:id="2"/>
     <w:p>
       <w:pPr>
         <w:pStyle w:val="2"/>
@@ -3115,9 +1422,10 @@
         <w:spacing w:before="156" w:beforeLines="50" w:after="156" w:afterLines="50" w:line="300" w:lineRule="auto"/>
         <w:ind w:firstLine="480" w:firstLineChars="200"/>
         <w:jc w:val="left"/>
-      </w:pPr>
-      <w:bookmarkStart w:id="10" w:name="_Ref167467712"/>
-      <w:bookmarkStart w:id="11" w:name="_Toc201337998"/>
+        <w:outlineLvl w:val="9"/>
+      </w:pPr>
+      <w:bookmarkStart w:id="3" w:name="_Ref167467712"/>
+      <w:bookmarkStart w:id="4" w:name="_Toc25003"/>
       <w:r>
         <w:rPr>
           <w:rFonts w:hint="eastAsia" w:ascii="Times New Roman" w:hAnsi="Times New Roman" w:eastAsia="宋体" w:cs="Times New Roman"/>
@@ -3148,14 +1456,14 @@
         </w:rPr>
         <w:t>三</w:t>
       </w:r>
-      <w:bookmarkEnd w:id="10"/>
+      <w:bookmarkEnd w:id="3"/>
       <w:r>
         <w:rPr>
           <w:rFonts w:hint="eastAsia"/>
         </w:rPr>
         <w:t xml:space="preserve"> 系统设计</w:t>
       </w:r>
-      <w:bookmarkEnd w:id="11"/>
+      <w:bookmarkEnd w:id="4"/>
     </w:p>
     <w:p>
       <w:pPr>
@@ -3165,20 +1473,19 @@
           <w:rFonts w:hint="eastAsia"/>
         </w:rPr>
       </w:pPr>
-      <w:bookmarkStart w:id="12" w:name="_Toc201337999"/>
       <w:r>
         <w:rPr>
           <w:rFonts w:hint="eastAsia"/>
         </w:rPr>
         <w:t>3.1 总体架构</w:t>
       </w:r>
-      <w:bookmarkEnd w:id="12"/>
     </w:p>
     <w:p>
       <w:pPr>
         <w:pStyle w:val="33"/>
         <w:spacing w:before="156" w:after="156"/>
         <w:ind w:firstLine="480" w:firstLineChars="200"/>
+        <w:outlineLvl w:val="9"/>
         <w:rPr>
           <w:rFonts w:hint="eastAsia" w:ascii="Times New Roman" w:hAnsi="Times New Roman" w:eastAsia="宋体" w:cs="Times New Roman"/>
           <w:b w:val="0"/>
@@ -3189,7 +1496,6 @@
           <w:lang w:val="en-US" w:eastAsia="zh-CN" w:bidi="ar-SA"/>
         </w:rPr>
       </w:pPr>
-      <w:bookmarkStart w:id="13" w:name="_Toc201338000"/>
       <w:r>
         <w:rPr>
           <w:rFonts w:hint="eastAsia" w:ascii="Times New Roman" w:hAnsi="Times New Roman" w:eastAsia="宋体" w:cs="Times New Roman"/>
@@ -3208,6 +1514,7 @@
         <w:pStyle w:val="33"/>
         <w:spacing w:before="156" w:after="156"/>
         <w:ind w:firstLine="240" w:firstLineChars="100"/>
+        <w:outlineLvl w:val="9"/>
         <w:rPr>
           <w:rFonts w:hint="eastAsia" w:ascii="Times New Roman" w:hAnsi="Times New Roman" w:eastAsia="宋体" w:cs="Times New Roman"/>
           <w:b w:val="0"/>
@@ -3236,6 +1543,7 @@
         <w:pStyle w:val="33"/>
         <w:spacing w:before="156" w:after="156"/>
         <w:ind w:firstLine="240" w:firstLineChars="100"/>
+        <w:outlineLvl w:val="9"/>
         <w:rPr>
           <w:rFonts w:hint="eastAsia" w:ascii="Times New Roman" w:hAnsi="Times New Roman" w:eastAsia="宋体" w:cs="Times New Roman"/>
           <w:b w:val="0"/>
@@ -3264,6 +1572,7 @@
         <w:pStyle w:val="33"/>
         <w:spacing w:before="156" w:after="156"/>
         <w:ind w:firstLine="240" w:firstLineChars="100"/>
+        <w:outlineLvl w:val="9"/>
         <w:rPr>
           <w:rFonts w:hint="eastAsia"/>
         </w:rPr>
@@ -3298,13 +1607,13 @@
         </w:rPr>
         <w:t>3.2 功能模块</w:t>
       </w:r>
-      <w:bookmarkEnd w:id="13"/>
     </w:p>
     <w:p>
       <w:pPr>
         <w:pStyle w:val="33"/>
         <w:spacing w:before="156" w:after="156"/>
         <w:ind w:firstLine="240" w:firstLineChars="100"/>
+        <w:outlineLvl w:val="9"/>
         <w:rPr>
           <w:rFonts w:hint="eastAsia" w:ascii="Times New Roman" w:hAnsi="Times New Roman" w:eastAsia="宋体" w:cs="Times New Roman"/>
           <w:b w:val="0"/>
@@ -3315,7 +1624,6 @@
           <w:lang w:val="en-US" w:eastAsia="zh-CN" w:bidi="ar-SA"/>
         </w:rPr>
       </w:pPr>
-      <w:bookmarkStart w:id="14" w:name="_Toc201338001"/>
       <w:r>
         <w:rPr>
           <w:rFonts w:hint="eastAsia" w:ascii="Times New Roman" w:hAnsi="Times New Roman" w:eastAsia="宋体" w:cs="Times New Roman"/>
@@ -3326,7 +1634,7 @@
           <w:szCs w:val="24"/>
           <w:lang w:val="en-US" w:eastAsia="zh-CN" w:bidi="ar-SA"/>
         </w:rPr>
-        <w:t>磁盘管理模块： 负责初始化磁盘 (format_disk)，分配连续或非连续的空闲块 (allocate_blocks)，以及释放指定盘块链 (free_blocks)。</w:t>
+        <w:t>磁盘管理模块：负责初始化磁盘 (format_disk)，分配连续或非连续的空闲块 (allocate_blocks)，以及释放指定盘块链 (free_blocks)。</w:t>
       </w:r>
     </w:p>
     <w:p>
@@ -3334,6 +1642,7 @@
         <w:pStyle w:val="33"/>
         <w:spacing w:before="156" w:after="156"/>
         <w:ind w:firstLine="240" w:firstLineChars="100"/>
+        <w:outlineLvl w:val="9"/>
         <w:rPr>
           <w:rFonts w:hint="eastAsia" w:ascii="Times New Roman" w:hAnsi="Times New Roman" w:eastAsia="宋体" w:cs="Times New Roman"/>
           <w:b w:val="0"/>
@@ -3354,7 +1663,7 @@
           <w:szCs w:val="24"/>
           <w:lang w:val="en-US" w:eastAsia="zh-CN" w:bidi="ar-SA"/>
         </w:rPr>
-        <w:t>目录导航模块： 负责维护 current_dir 指针，计算当前绝对路径，处理双击进入目录和返回上级目录的逻辑。</w:t>
+        <w:t>目录导航模块：负责维护 current_dir 指针，计算当前绝对路径，处理双击进入目录和返回上级目录的逻辑。</w:t>
       </w:r>
     </w:p>
     <w:p>
@@ -3362,6 +1671,7 @@
         <w:pStyle w:val="33"/>
         <w:spacing w:before="156" w:after="156"/>
         <w:ind w:firstLine="240" w:firstLineChars="100"/>
+        <w:outlineLvl w:val="9"/>
         <w:rPr>
           <w:rFonts w:hint="eastAsia" w:ascii="Times New Roman" w:hAnsi="Times New Roman" w:eastAsia="宋体" w:cs="Times New Roman"/>
           <w:b w:val="0"/>
@@ -3382,7 +1692,7 @@
           <w:szCs w:val="24"/>
           <w:lang w:val="en-US" w:eastAsia="zh-CN" w:bidi="ar-SA"/>
         </w:rPr>
-        <w:t>文件操作模块： 负责文件的创建与校验（重名检测、容量检测）、文件的递归删除以及文件的复制。</w:t>
+        <w:t>文件操作模块：负责文件的创建与校验（重名检测、容量检测）、文件的递归删除以及文件的复制。</w:t>
       </w:r>
     </w:p>
     <w:p>
@@ -3390,6 +1700,7 @@
         <w:pStyle w:val="33"/>
         <w:spacing w:before="156" w:after="156"/>
         <w:ind w:firstLine="240" w:firstLineChars="100"/>
+        <w:outlineLvl w:val="9"/>
         <w:rPr>
           <w:rFonts w:hint="eastAsia" w:ascii="Times New Roman" w:hAnsi="Times New Roman" w:eastAsia="宋体" w:cs="Times New Roman"/>
           <w:b w:val="0"/>
@@ -3410,9 +1721,22 @@
           <w:szCs w:val="24"/>
           <w:lang w:val="en-US" w:eastAsia="zh-CN" w:bidi="ar-SA"/>
         </w:rPr>
-        <w:t>UI渲染模块： 负责将逻辑数据同步至UI，包括更新Treeview的行数据以及根据FAT表状态更新Canvas的颜色。3.3 接口设计</w:t>
-      </w:r>
-      <w:bookmarkEnd w:id="14"/>
+        <w:t>UI渲染模块：</w:t>
+      </w:r>
+      <w:bookmarkStart w:id="13" w:name="_GoBack"/>
+      <w:bookmarkEnd w:id="13"/>
+      <w:r>
+        <w:rPr>
+          <w:rFonts w:hint="eastAsia" w:ascii="Times New Roman" w:hAnsi="Times New Roman" w:eastAsia="宋体" w:cs="Times New Roman"/>
+          <w:b w:val="0"/>
+          <w:bCs w:val="0"/>
+          <w:kern w:val="2"/>
+          <w:sz w:val="24"/>
+          <w:szCs w:val="24"/>
+          <w:lang w:val="en-US" w:eastAsia="zh-CN" w:bidi="ar-SA"/>
+        </w:rPr>
+        <w:t>负责将逻辑数据同步至UI，包括更新Treeview的行数据以及根据FAT表状态更新Canvas的颜色。3.3 接口设计</w:t>
+      </w:r>
     </w:p>
     <w:p>
       <w:pPr>
@@ -3422,7 +1746,6 @@
           <w:rFonts w:hint="eastAsia"/>
         </w:rPr>
       </w:pPr>
-      <w:bookmarkStart w:id="15" w:name="_Toc201338002"/>
       <w:r>
         <w:rPr>
           <w:rFonts w:hint="eastAsia"/>
@@ -3442,7 +1765,6 @@
         </w:rPr>
         <w:t xml:space="preserve"> 数据库设计</w:t>
       </w:r>
-      <w:bookmarkEnd w:id="15"/>
     </w:p>
     <w:p>
       <w:pPr>
@@ -3450,8 +1772,9 @@
         <w:adjustRightInd w:val="0"/>
         <w:snapToGrid w:val="0"/>
         <w:spacing w:before="156" w:beforeLines="50" w:after="156" w:afterLines="50" w:line="300" w:lineRule="auto"/>
-        <w:ind w:left="480" w:hanging="480" w:hangingChars="200"/>
+        <w:ind w:left="480" w:leftChars="0" w:hanging="480" w:hangingChars="200"/>
         <w:jc w:val="left"/>
+        <w:outlineLvl w:val="9"/>
         <w:rPr>
           <w:rFonts w:hint="default" w:ascii="Times New Roman" w:hAnsi="Times New Roman" w:eastAsia="宋体" w:cs="Times New Roman"/>
           <w:b w:val="0"/>
@@ -3462,7 +1785,7 @@
           <w:lang w:val="en-US" w:eastAsia="zh-CN" w:bidi="ar-SA"/>
         </w:rPr>
       </w:pPr>
-      <w:bookmarkStart w:id="16" w:name="_Toc201338003"/>
+      <w:bookmarkStart w:id="5" w:name="_Toc7754"/>
       <w:r>
         <w:rPr>
           <w:rFonts w:hint="eastAsia" w:ascii="Times New Roman" w:hAnsi="Times New Roman" w:eastAsia="宋体" w:cs="Times New Roman"/>
@@ -3566,6 +1889,7 @@
           </wp:inline>
         </w:drawing>
       </w:r>
+      <w:bookmarkEnd w:id="5"/>
     </w:p>
     <w:p>
       <w:pPr>
@@ -3579,13 +1903,14 @@
           <w:rFonts w:hint="eastAsia"/>
         </w:rPr>
       </w:pPr>
+      <w:bookmarkStart w:id="6" w:name="_Toc19414"/>
       <w:r>
         <w:rPr>
           <w:rFonts w:hint="eastAsia"/>
         </w:rPr>
         <w:t>四 系统实现</w:t>
       </w:r>
-      <w:bookmarkEnd w:id="16"/>
+      <w:bookmarkEnd w:id="6"/>
     </w:p>
     <w:p>
       <w:pPr>
@@ -3596,14 +1921,12 @@
           <w:lang w:val="en-US" w:eastAsia="zh-CN"/>
         </w:rPr>
       </w:pPr>
-      <w:bookmarkStart w:id="17" w:name="_Toc201338004"/>
       <w:r>
         <w:rPr>
           <w:rFonts w:hint="eastAsia"/>
         </w:rPr>
         <w:t xml:space="preserve">4.1 </w:t>
       </w:r>
-      <w:bookmarkEnd w:id="17"/>
       <w:r>
         <w:rPr>
           <w:rFonts w:hint="eastAsia"/>
@@ -3635,14 +1958,12 @@
           <w:lang w:val="en-US" w:eastAsia="zh-CN"/>
         </w:rPr>
       </w:pPr>
-      <w:bookmarkStart w:id="18" w:name="_Toc201338005"/>
       <w:r>
         <w:rPr>
           <w:rFonts w:hint="eastAsia"/>
         </w:rPr>
         <w:t xml:space="preserve">4.2 </w:t>
       </w:r>
-      <w:bookmarkEnd w:id="18"/>
       <w:r>
         <w:rPr>
           <w:rFonts w:hint="eastAsia"/>
@@ -3737,14 +2058,14 @@
           <w:rFonts w:hint="eastAsia"/>
         </w:rPr>
       </w:pPr>
-      <w:bookmarkStart w:id="19" w:name="_Toc201338006"/>
+      <w:bookmarkStart w:id="7" w:name="_Toc31978"/>
       <w:r>
         <w:rPr>
           <w:rFonts w:hint="eastAsia"/>
         </w:rPr>
         <w:t>五 系统测试</w:t>
       </w:r>
-      <w:bookmarkEnd w:id="19"/>
+      <w:bookmarkEnd w:id="7"/>
     </w:p>
     <w:p>
       <w:pPr>
@@ -3754,14 +2075,12 @@
           <w:rFonts w:hint="eastAsia"/>
         </w:rPr>
       </w:pPr>
-      <w:bookmarkStart w:id="20" w:name="_Toc201338007"/>
       <w:r>
         <w:rPr>
           <w:rFonts w:hint="eastAsia"/>
         </w:rPr>
         <w:t>5.1 测试环境</w:t>
       </w:r>
-      <w:bookmarkEnd w:id="20"/>
     </w:p>
     <w:p>
       <w:pPr>
@@ -3827,14 +2146,12 @@
           <w:rFonts w:hint="eastAsia"/>
         </w:rPr>
       </w:pPr>
-      <w:bookmarkStart w:id="21" w:name="_Toc201338008"/>
       <w:r>
         <w:rPr>
           <w:rFonts w:hint="eastAsia"/>
         </w:rPr>
         <w:t>5.2 功能测试</w:t>
       </w:r>
-      <w:bookmarkEnd w:id="21"/>
     </w:p>
     <w:p>
       <w:pPr>
@@ -3845,14 +2162,12 @@
           <w:lang w:eastAsia="zh-CN"/>
         </w:rPr>
       </w:pPr>
-      <w:bookmarkStart w:id="22" w:name="_Toc201338009"/>
       <w:r>
         <w:rPr>
           <w:rFonts w:hint="eastAsia"/>
         </w:rPr>
         <w:t xml:space="preserve">5.2.1 </w:t>
       </w:r>
-      <w:bookmarkEnd w:id="22"/>
       <w:r>
         <w:rPr>
           <w:rFonts w:hint="eastAsia"/>
@@ -4023,14 +2338,12 @@
           <w:lang w:eastAsia="zh-CN"/>
         </w:rPr>
       </w:pPr>
-      <w:bookmarkStart w:id="23" w:name="_Toc201338010"/>
       <w:r>
         <w:rPr>
           <w:rFonts w:hint="eastAsia"/>
         </w:rPr>
         <w:t xml:space="preserve">5.2.2 </w:t>
       </w:r>
-      <w:bookmarkEnd w:id="23"/>
       <w:r>
         <w:rPr>
           <w:rFonts w:hint="eastAsia"/>
@@ -4116,14 +2429,12 @@
           <w:lang w:eastAsia="zh-CN"/>
         </w:rPr>
       </w:pPr>
-      <w:bookmarkStart w:id="24" w:name="_Toc201338011"/>
       <w:r>
         <w:rPr>
           <w:rFonts w:hint="eastAsia"/>
         </w:rPr>
         <w:t xml:space="preserve">5.3 </w:t>
       </w:r>
-      <w:bookmarkEnd w:id="24"/>
       <w:r>
         <w:rPr>
           <w:rFonts w:hint="eastAsia"/>
@@ -4139,7 +2450,6 @@
           <w:rFonts w:hint="eastAsia"/>
         </w:rPr>
       </w:pPr>
-      <w:bookmarkStart w:id="25" w:name="_Toc201338012"/>
       <w:r>
         <w:rPr>
           <w:rFonts w:hint="eastAsia"/>
@@ -4158,7 +2468,6 @@
         </w:rPr>
         <w:t>结果分析: 系统均能被内置的异常捕获和逻辑判断拦截，并弹出 messagebox.showerror 给出明确的错误提示，程序未发生崩溃，具有良好的鲁棒性。</w:t>
       </w:r>
-      <w:bookmarkEnd w:id="25"/>
       <w:r>
         <w:rPr>
           <w:rFonts w:hint="eastAsia"/>
@@ -4306,14 +2615,14 @@
           <w:rFonts w:hint="eastAsia"/>
         </w:rPr>
       </w:pPr>
-      <w:bookmarkStart w:id="26" w:name="_Toc201338013"/>
+      <w:bookmarkStart w:id="8" w:name="_Toc20662"/>
       <w:r>
         <w:rPr>
           <w:rFonts w:hint="eastAsia"/>
         </w:rPr>
         <w:t>六 课设总结</w:t>
       </w:r>
-      <w:bookmarkEnd w:id="26"/>
+      <w:bookmarkEnd w:id="8"/>
     </w:p>
     <w:p>
       <w:pPr>
@@ -4421,14 +2730,14 @@
           <w:rFonts w:hint="eastAsia"/>
         </w:rPr>
       </w:pPr>
-      <w:bookmarkStart w:id="27" w:name="_Toc201338014"/>
+      <w:bookmarkStart w:id="9" w:name="_Toc9124"/>
       <w:r>
         <w:rPr>
           <w:rFonts w:hint="eastAsia"/>
         </w:rPr>
         <w:t>参 考 文 献</w:t>
       </w:r>
-      <w:bookmarkEnd w:id="27"/>
+      <w:bookmarkEnd w:id="9"/>
     </w:p>
     <w:p>
       <w:pPr>
@@ -4439,22 +2748,21 @@
         </w:numPr>
         <w:ind w:firstLineChars="0"/>
         <w:rPr>
-          <w:sz w:val="21"/>
-          <w:szCs w:val="21"/>
-        </w:rPr>
-      </w:pPr>
-      <w:bookmarkStart w:id="28" w:name="_Ref161991228"/>
-      <w:r>
-        <w:rPr>
-          <w:rFonts w:ascii="Helvetica" w:hAnsi="Helvetica" w:eastAsia="Helvetica" w:cs="Helvetica"/>
-          <w:i w:val="0"/>
-          <w:iCs w:val="0"/>
-          <w:caps w:val="0"/>
-          <w:color w:val="3C3C58"/>
-          <w:spacing w:val="0"/>
-          <w:sz w:val="16"/>
-          <w:szCs w:val="16"/>
-          <w:shd w:val="clear" w:fill="FFFFFF"/>
+          <w:rFonts w:hint="eastAsia" w:ascii="Times New Roman" w:hAnsi="Times New Roman" w:eastAsia="宋体" w:cs="Times New Roman"/>
+          <w:kern w:val="2"/>
+          <w:sz w:val="24"/>
+          <w:szCs w:val="24"/>
+          <w:lang w:val="en-US" w:eastAsia="zh-CN" w:bidi="ar-SA"/>
+        </w:rPr>
+      </w:pPr>
+      <w:bookmarkStart w:id="10" w:name="_Ref161991228"/>
+      <w:r>
+        <w:rPr>
+          <w:rFonts w:hint="eastAsia" w:ascii="Times New Roman" w:hAnsi="Times New Roman" w:eastAsia="宋体" w:cs="Times New Roman"/>
+          <w:kern w:val="2"/>
+          <w:sz w:val="24"/>
+          <w:szCs w:val="24"/>
+          <w:lang w:val="en-US" w:eastAsia="zh-CN" w:bidi="ar-SA"/>
         </w:rPr>
         <w:t>汤小丹, 梁红兵, 哲凤屏. 计算机操作系统(第四版)[M]. 西安: 西安电子科技大学出版社, 2014</w:t>
       </w:r>
@@ -4468,30 +2776,27 @@
         </w:numPr>
         <w:ind w:firstLineChars="0"/>
         <w:rPr>
-          <w:sz w:val="21"/>
-          <w:szCs w:val="21"/>
-        </w:rPr>
-      </w:pPr>
-      <w:bookmarkStart w:id="29" w:name="_Ref197848049"/>
-      <w:r>
-        <w:rPr>
-          <w:rFonts w:ascii="Helvetica" w:hAnsi="Helvetica" w:eastAsia="Helvetica" w:cs="Helvetica"/>
-          <w:i w:val="0"/>
-          <w:iCs w:val="0"/>
-          <w:caps w:val="0"/>
-          <w:color w:val="3C3C58"/>
-          <w:spacing w:val="0"/>
-          <w:sz w:val="16"/>
-          <w:szCs w:val="16"/>
-          <w:shd w:val="clear" w:fill="FFFFFF"/>
+          <w:rFonts w:hint="eastAsia" w:ascii="Times New Roman" w:hAnsi="Times New Roman" w:eastAsia="宋体" w:cs="Times New Roman"/>
+          <w:kern w:val="2"/>
+          <w:sz w:val="24"/>
+          <w:szCs w:val="24"/>
+          <w:lang w:val="en-US" w:eastAsia="zh-CN" w:bidi="ar-SA"/>
+        </w:rPr>
+      </w:pPr>
+      <w:bookmarkStart w:id="11" w:name="_Ref197848049"/>
+      <w:r>
+        <w:rPr>
+          <w:rFonts w:hint="eastAsia" w:ascii="Times New Roman" w:hAnsi="Times New Roman" w:eastAsia="宋体" w:cs="Times New Roman"/>
+          <w:kern w:val="2"/>
+          <w:sz w:val="24"/>
+          <w:szCs w:val="24"/>
+          <w:lang w:val="en-US" w:eastAsia="zh-CN" w:bidi="ar-SA"/>
         </w:rPr>
         <w:t>邹白茹, 操作系统原理与实践[M]. 北京: 清华大学出版社, 2020.</w:t>
       </w:r>
-      <w:bookmarkEnd w:id="29"/>
-      <w:bookmarkStart w:id="31" w:name="_GoBack"/>
-      <w:bookmarkEnd w:id="31"/>
-    </w:p>
-    <w:bookmarkEnd w:id="28"/>
+      <w:bookmarkEnd w:id="11"/>
+    </w:p>
+    <w:bookmarkEnd w:id="10"/>
     <w:p>
       <w:pPr>
         <w:widowControl/>
@@ -4521,14 +2826,14 @@
           <w:rFonts w:hint="eastAsia"/>
         </w:rPr>
       </w:pPr>
-      <w:bookmarkStart w:id="30" w:name="_Toc201338015"/>
+      <w:bookmarkStart w:id="12" w:name="_Toc30103"/>
       <w:r>
         <w:rPr>
           <w:rFonts w:hint="eastAsia"/>
         </w:rPr>
         <w:t>附录A：关于大语言模型辅助使用的说明</w:t>
       </w:r>
-      <w:bookmarkEnd w:id="30"/>
+      <w:bookmarkEnd w:id="12"/>
     </w:p>
     <w:p>
       <w:pPr>
